--- a/CÔNG TY TNHH SẢN XUẤT LI XING/ThayDoiCSH_DDPL/HoSo2_Mẫu số 12_DeNghiThayDoi.docx
+++ b/CÔNG TY TNHH SẢN XUẤT LI XING/ThayDoiCSH_DDPL/HoSo2_Mẫu số 12_DeNghiThayDoi.docx
@@ -1,6 +1,6 @@
 
 <file path=word/document.xml><?xml version="1.0" encoding="utf-8"?>
-<w:document xmlns:wpc="http://schemas.microsoft.com/office/word/2010/wordprocessingCanvas" xmlns:cx="http://schemas.microsoft.com/office/drawing/2014/chartex" xmlns:mc="http://schemas.openxmlformats.org/markup-compatibility/2006" xmlns:o="urn:schemas-microsoft-com:office:office" xmlns:r="http://schemas.openxmlformats.org/officeDocument/2006/relationships" xmlns:m="http://schemas.openxmlformats.org/officeDocument/2006/math" xmlns:v="urn:schemas-microsoft-com:vml" xmlns:wp14="http://schemas.microsoft.com/office/word/2010/wordprocessingDrawing" xmlns:wp="http://schemas.openxmlformats.org/drawingml/2006/wordprocessingDrawing" xmlns:w10="urn:schemas-microsoft-com:office:word" xmlns:w="http://schemas.openxmlformats.org/wordprocessingml/2006/main" xmlns:w14="http://schemas.microsoft.com/office/word/2010/wordml" xmlns:w15="http://schemas.microsoft.com/office/word/2012/wordml" xmlns:w16se="http://schemas.microsoft.com/office/word/2015/wordml/symex" xmlns:wpg="http://schemas.microsoft.com/office/word/2010/wordprocessingGroup" xmlns:wpi="http://schemas.microsoft.com/office/word/2010/wordprocessingInk" xmlns:wne="http://schemas.microsoft.com/office/word/2006/wordml" xmlns:wps="http://schemas.microsoft.com/office/word/2010/wordprocessingShape" mc:Ignorable="w14 w15 w16se wp14">
+<w:document xmlns:wpc="http://schemas.microsoft.com/office/word/2010/wordprocessingCanvas" xmlns:cx="http://schemas.microsoft.com/office/drawing/2014/chartex" xmlns:cx1="http://schemas.microsoft.com/office/drawing/2015/9/8/chartex" xmlns:mc="http://schemas.openxmlformats.org/markup-compatibility/2006" xmlns:o="urn:schemas-microsoft-com:office:office" xmlns:r="http://schemas.openxmlformats.org/officeDocument/2006/relationships" xmlns:m="http://schemas.openxmlformats.org/officeDocument/2006/math" xmlns:v="urn:schemas-microsoft-com:vml" xmlns:wp14="http://schemas.microsoft.com/office/word/2010/wordprocessingDrawing" xmlns:wp="http://schemas.openxmlformats.org/drawingml/2006/wordprocessingDrawing" xmlns:w10="urn:schemas-microsoft-com:office:word" xmlns:w="http://schemas.openxmlformats.org/wordprocessingml/2006/main" xmlns:w14="http://schemas.microsoft.com/office/word/2010/wordml" xmlns:w15="http://schemas.microsoft.com/office/word/2012/wordml" xmlns:w16se="http://schemas.microsoft.com/office/word/2015/wordml/symex" xmlns:wpg="http://schemas.microsoft.com/office/word/2010/wordprocessingGroup" xmlns:wpi="http://schemas.microsoft.com/office/word/2010/wordprocessingInk" xmlns:wne="http://schemas.microsoft.com/office/word/2006/wordml" xmlns:wps="http://schemas.microsoft.com/office/word/2010/wordprocessingShape" mc:Ignorable="w14 w15 w16se wp14">
   <w:body>
     <w:p>
       <w:pPr>
@@ -66,7 +66,7 @@
                 <w:sz w:val="28"/>
                 <w:szCs w:val="28"/>
               </w:rPr>
-              <w:t>CÔNG TY TNHH FELIZ THỌ LẬP HOTEL</w:t>
+              <w:t>CÔNG TY TNHH SẢN XUẤT LI XING</w:t>
             </w:r>
           </w:p>
         </w:tc>
@@ -175,7 +175,7 @@
                     </wp:anchor>
                   </w:drawing>
                 </mc:Choice>
-                <mc:Fallback xmlns:cx1="http://schemas.microsoft.com/office/drawing/2015/9/8/chartex">
+                <mc:Fallback>
                   <w:pict>
                     <v:line w14:anchorId="1D12A4BF" id="Line 159" o:spid="_x0000_s1026" style="position:absolute;z-index:251682816;visibility:visible;mso-wrap-style:square;mso-width-percent:0;mso-height-percent:0;mso-wrap-distance-left:9pt;mso-wrap-distance-top:-3e-5mm;mso-wrap-distance-right:9pt;mso-wrap-distance-bottom:-3e-5mm;mso-position-horizontal:center;mso-position-horizontal-relative:margin;mso-position-vertical:absolute;mso-position-vertical-relative:text;mso-width-percent:0;mso-height-percent:0;mso-width-relative:page;mso-height-relative:page" from="0,15.5pt" to="158.75pt,15.5pt" o:gfxdata="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">
                       <w10:wrap anchorx="margin"/>
@@ -279,7 +279,7 @@
                 <w:sz w:val="26"/>
                 <w:szCs w:val="26"/>
               </w:rPr>
-              <w:t>2</w:t>
+              <w:t>16</w:t>
             </w:r>
             <w:r>
               <w:rPr>
@@ -411,7 +411,7 @@
               </wp:anchor>
             </w:drawing>
           </mc:Choice>
-          <mc:Fallback xmlns:cx1="http://schemas.microsoft.com/office/drawing/2015/9/8/chartex">
+          <mc:Fallback>
             <w:pict>
               <v:line w14:anchorId="70E5418D" id="Straight Connector 1" o:spid="_x0000_s1026" style="position:absolute;z-index:251683840;visibility:visible;mso-wrap-style:square;mso-width-percent:0;mso-wrap-distance-left:9pt;mso-wrap-distance-top:0;mso-wrap-distance-right:9pt;mso-wrap-distance-bottom:0;mso-position-horizontal:center;mso-position-horizontal-relative:margin;mso-position-vertical:absolute;mso-position-vertical-relative:text;mso-width-percent:0;mso-width-relative:margin" from="0,66.95pt" to="111.65pt,66.95pt" o:gfxdata="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" strokecolor="windowText" strokeweight=".5pt">
                 <v:stroke joinstyle="miter"/>
@@ -1025,7 +1025,7 @@
           <w:sz w:val="28"/>
           <w:szCs w:val="28"/>
         </w:rPr>
-        <w:t>CÔNG TY TNHH FELIZ THỌ LẬP HOTEL</w:t>
+        <w:t>CÔNG TY TNHH SẢN XUẤT LI XING</w:t>
       </w:r>
     </w:p>
     <w:p>
@@ -1056,7 +1056,7 @@
           <w:sz w:val="28"/>
           <w:szCs w:val="28"/>
         </w:rPr>
-        <w:t>3702874036</w:t>
+        <w:t>3702935793</w:t>
       </w:r>
     </w:p>
     <w:p>
@@ -1300,7 +1300,7 @@
               </wp:anchor>
             </w:drawing>
           </mc:Choice>
-          <mc:Fallback xmlns:cx1="http://schemas.microsoft.com/office/drawing/2015/9/8/chartex">
+          <mc:Fallback>
             <w:pict>
               <v:rect w14:anchorId="150B91A8" id="Rectangle 800" o:spid="_x0000_s1026" style="position:absolute;margin-left:398.8pt;margin-top:62.75pt;width:20.15pt;height:15.95pt;z-index:251665408;visibility:visible;mso-wrap-style:none;mso-width-percent:0;mso-height-percent:0;mso-wrap-distance-left:9pt;mso-wrap-distance-top:0;mso-wrap-distance-right:9pt;mso-wrap-distance-bottom:0;mso-position-horizontal:absolute;mso-position-horizontal-relative:text;mso-position-vertical:absolute;mso-position-vertical-relative:text;mso-width-percent:0;mso-height-percent:0;mso-width-relative:page;mso-height-relative:page;v-text-anchor:middle" o:gfxdata="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" strokeweight=".26mm">
                 <v:stroke endcap="square"/>
@@ -1375,7 +1375,7 @@
               </wp:anchor>
             </w:drawing>
           </mc:Choice>
-          <mc:Fallback xmlns:cx1="http://schemas.microsoft.com/office/drawing/2015/9/8/chartex">
+          <mc:Fallback>
             <w:pict>
               <v:rect w14:anchorId="3C0D0F71" id="Rectangle 826" o:spid="_x0000_s1026" style="position:absolute;margin-left:398.8pt;margin-top:86.4pt;width:20.15pt;height:15.95pt;z-index:251666432;visibility:visible;mso-wrap-style:none;mso-width-percent:0;mso-height-percent:0;mso-wrap-distance-left:9pt;mso-wrap-distance-top:0;mso-wrap-distance-right:9pt;mso-wrap-distance-bottom:0;mso-position-horizontal:absolute;mso-position-horizontal-relative:text;mso-position-vertical:absolute;mso-position-vertical-relative:text;mso-width-percent:0;mso-height-percent:0;mso-width-relative:page;mso-height-relative:page;v-text-anchor:middle" o:gfxdata="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" strokeweight=".26mm">
                 <v:stroke endcap="square"/>
@@ -2236,23 +2236,7 @@
                 <w:rFonts w:ascii="Times New Roman" w:eastAsia="Times New Roman" w:hAnsi="Times New Roman" w:cs="Times New Roman"/>
                 <w:sz w:val="24"/>
               </w:rPr>
-              <w:t>Dịch vụ spa và xông hơi</w:t>
-            </w:r>
-          </w:p>
-          <w:p>
-            <w:pPr>
-              <w:spacing w:after="0" w:line="240" w:lineRule="auto"/>
-              <w:rPr>
-                <w:rFonts w:ascii="Times New Roman" w:eastAsia="Times New Roman" w:hAnsi="Times New Roman" w:cs="Times New Roman"/>
-                <w:sz w:val="24"/>
-              </w:rPr>
-            </w:pPr>
-            <w:r>
-              <w:rPr>
-                <w:rFonts w:ascii="Times New Roman" w:eastAsia="Times New Roman" w:hAnsi="Times New Roman" w:cs="Times New Roman"/>
-                <w:sz w:val="24"/>
-              </w:rPr>
-              <w:t>Chi tiết: Dịch vụ tắm hơi, massage và các dịch vụ tăng cường sức khoẻ tương tự (trừ hoạt động thể thao)</w:t>
+              <w:t>Sản xuất giường, tủ, bàn, ghế bằng gỗ</w:t>
             </w:r>
           </w:p>
         </w:tc>
@@ -2273,7 +2257,7 @@
                 <w:rFonts w:ascii="Times New Roman" w:eastAsia="Times New Roman" w:hAnsi="Times New Roman" w:cs="Times New Roman"/>
                 <w:sz w:val="24"/>
               </w:rPr>
-              <w:t>9623</w:t>
+              <w:t>3101</w:t>
             </w:r>
           </w:p>
         </w:tc>
@@ -2333,7 +2317,23 @@
                 <w:rFonts w:ascii="Times New Roman" w:eastAsia="Times New Roman" w:hAnsi="Times New Roman" w:cs="Times New Roman"/>
                 <w:sz w:val="24"/>
               </w:rPr>
-              <w:t>Bán buôn vật liệu, thiết bị lắp đặt khác trong xây dựng</w:t>
+              <w:t>Bán buôn chuyên doanh khác chưa được phân vào đâu</w:t>
+            </w:r>
+          </w:p>
+          <w:p>
+            <w:pPr>
+              <w:spacing w:after="0" w:line="240" w:lineRule="auto"/>
+              <w:rPr>
+                <w:rFonts w:ascii="Times New Roman" w:eastAsia="Times New Roman" w:hAnsi="Times New Roman" w:cs="Times New Roman"/>
+                <w:sz w:val="24"/>
+              </w:rPr>
+            </w:pPr>
+            <w:r>
+              <w:rPr>
+                <w:rFonts w:ascii="Times New Roman" w:eastAsia="Times New Roman" w:hAnsi="Times New Roman" w:cs="Times New Roman"/>
+                <w:sz w:val="24"/>
+              </w:rPr>
+              <w:t>Chi tiết: Bán buôn nguyên phụ liệu, vật liệu nội thất.</w:t>
             </w:r>
           </w:p>
         </w:tc>
@@ -2354,7 +2354,7 @@
                 <w:rFonts w:ascii="Times New Roman" w:eastAsia="Times New Roman" w:hAnsi="Times New Roman" w:cs="Times New Roman"/>
                 <w:sz w:val="24"/>
               </w:rPr>
-              <w:t>4673</w:t>
+              <w:t>4679</w:t>
             </w:r>
           </w:p>
         </w:tc>
@@ -2414,7 +2414,7 @@
                 <w:rFonts w:ascii="Times New Roman" w:eastAsia="Times New Roman" w:hAnsi="Times New Roman" w:cs="Times New Roman"/>
                 <w:sz w:val="24"/>
               </w:rPr>
-              <w:t>Bán buôn chuyên doanh khác chưa được phân vào đâu</w:t>
+              <w:t>Bán buôn vật liệu, thiết bị lắp đặt khác trong xây dựng</w:t>
             </w:r>
           </w:p>
           <w:p>
@@ -2430,39 +2430,7 @@
                 <w:rFonts w:ascii="Times New Roman" w:eastAsia="Times New Roman" w:hAnsi="Times New Roman" w:cs="Times New Roman"/>
                 <w:sz w:val="24"/>
               </w:rPr>
-              <w:t>Chi tiết:</w:t>
-            </w:r>
-          </w:p>
-          <w:p>
-            <w:pPr>
-              <w:spacing w:after="0" w:line="240" w:lineRule="auto"/>
-              <w:rPr>
-                <w:rFonts w:ascii="Times New Roman" w:eastAsia="Times New Roman" w:hAnsi="Times New Roman" w:cs="Times New Roman"/>
-                <w:sz w:val="24"/>
-              </w:rPr>
-            </w:pPr>
-            <w:r>
-              <w:rPr>
-                <w:rFonts w:ascii="Times New Roman" w:eastAsia="Times New Roman" w:hAnsi="Times New Roman" w:cs="Times New Roman"/>
-                <w:sz w:val="24"/>
-              </w:rPr>
-              <w:t>- Bán buôn hàng thủ công mỹ nghệ;</w:t>
-            </w:r>
-          </w:p>
-          <w:p>
-            <w:pPr>
-              <w:spacing w:after="0" w:line="240" w:lineRule="auto"/>
-              <w:rPr>
-                <w:rFonts w:ascii="Times New Roman" w:eastAsia="Times New Roman" w:hAnsi="Times New Roman" w:cs="Times New Roman"/>
-                <w:sz w:val="24"/>
-              </w:rPr>
-            </w:pPr>
-            <w:r>
-              <w:rPr>
-                <w:rFonts w:ascii="Times New Roman" w:eastAsia="Times New Roman" w:hAnsi="Times New Roman" w:cs="Times New Roman"/>
-                <w:sz w:val="24"/>
-              </w:rPr>
-              <w:t>- Bán buôn phân bón các loại.</w:t>
+              <w:t>Chi tiết: Bán buôn gỗ, ván, MDF.</w:t>
             </w:r>
           </w:p>
         </w:tc>
@@ -2483,7 +2451,7 @@
                 <w:rFonts w:ascii="Times New Roman" w:eastAsia="Times New Roman" w:hAnsi="Times New Roman" w:cs="Times New Roman"/>
                 <w:sz w:val="24"/>
               </w:rPr>
-              <w:t>4679</w:t>
+              <w:t>4673</w:t>
             </w:r>
           </w:p>
         </w:tc>
@@ -2503,103 +2471,6 @@
           </w:p>
         </w:tc>
       </w:tr>
-      <w:tr>
-        <w:tc>
-          <w:tcPr>
-            <w:tcW w:w="810" w:type="dxa"/>
-          </w:tcPr>
-          <w:p>
-            <w:pPr>
-              <w:spacing w:after="0" w:line="240" w:lineRule="auto"/>
-              <w:jc w:val="center"/>
-              <w:rPr>
-                <w:rFonts w:ascii="Times New Roman" w:eastAsia="Times New Roman" w:hAnsi="Times New Roman" w:cs="Times New Roman"/>
-                <w:sz w:val="24"/>
-              </w:rPr>
-            </w:pPr>
-            <w:r>
-              <w:rPr>
-                <w:rFonts w:ascii="Times New Roman" w:eastAsia="Times New Roman" w:hAnsi="Times New Roman" w:cs="Times New Roman"/>
-                <w:sz w:val="24"/>
-              </w:rPr>
-              <w:t>4</w:t>
-            </w:r>
-          </w:p>
-        </w:tc>
-        <w:tc>
-          <w:tcPr>
-            <w:tcW w:w="5466" w:type="dxa"/>
-          </w:tcPr>
-          <w:p>
-            <w:pPr>
-              <w:spacing w:after="0" w:line="240" w:lineRule="auto"/>
-              <w:rPr>
-                <w:rFonts w:ascii="Times New Roman" w:eastAsia="Times New Roman" w:hAnsi="Times New Roman" w:cs="Times New Roman"/>
-                <w:sz w:val="24"/>
-              </w:rPr>
-            </w:pPr>
-            <w:r>
-              <w:rPr>
-                <w:rFonts w:ascii="Times New Roman" w:eastAsia="Times New Roman" w:hAnsi="Times New Roman" w:cs="Times New Roman"/>
-                <w:sz w:val="24"/>
-              </w:rPr>
-              <w:t>Bán lẻ tổng hợp khác</w:t>
-            </w:r>
-          </w:p>
-          <w:p>
-            <w:pPr>
-              <w:spacing w:after="0" w:line="240" w:lineRule="auto"/>
-              <w:rPr>
-                <w:rFonts w:ascii="Times New Roman" w:eastAsia="Times New Roman" w:hAnsi="Times New Roman" w:cs="Times New Roman"/>
-                <w:sz w:val="24"/>
-              </w:rPr>
-            </w:pPr>
-            <w:r>
-              <w:rPr>
-                <w:rFonts w:ascii="Times New Roman" w:eastAsia="Times New Roman" w:hAnsi="Times New Roman" w:cs="Times New Roman"/>
-                <w:sz w:val="24"/>
-              </w:rPr>
-              <w:t>Chi tiết: Mua bán hàng hóa qua internet</w:t>
-            </w:r>
-          </w:p>
-        </w:tc>
-        <w:tc>
-          <w:tcPr>
-            <w:tcW w:w="901" w:type="dxa"/>
-          </w:tcPr>
-          <w:p>
-            <w:pPr>
-              <w:spacing w:after="0" w:line="240" w:lineRule="auto"/>
-              <w:rPr>
-                <w:rFonts w:ascii="Times New Roman" w:eastAsia="Times New Roman" w:hAnsi="Times New Roman" w:cs="Times New Roman"/>
-                <w:sz w:val="24"/>
-              </w:rPr>
-            </w:pPr>
-            <w:r>
-              <w:rPr>
-                <w:rFonts w:ascii="Times New Roman" w:eastAsia="Times New Roman" w:hAnsi="Times New Roman" w:cs="Times New Roman"/>
-                <w:sz w:val="24"/>
-              </w:rPr>
-              <w:t>4719</w:t>
-            </w:r>
-          </w:p>
-        </w:tc>
-        <w:tc>
-          <w:tcPr>
-            <w:tcW w:w="2037" w:type="dxa"/>
-          </w:tcPr>
-          <w:p>
-            <w:pPr>
-              <w:spacing w:after="0" w:line="240" w:lineRule="auto"/>
-              <w:jc w:val="center"/>
-              <w:rPr>
-                <w:rFonts w:ascii="Times New Roman" w:eastAsia="Times New Roman" w:hAnsi="Times New Roman" w:cs="Times New Roman"/>
-                <w:sz w:val="24"/>
-              </w:rPr>
-            </w:pPr>
-          </w:p>
-        </w:tc>
-      </w:tr>
     </w:tbl>
     <w:p>
       <w:pPr>
@@ -2612,8 +2483,6 @@
           <w:szCs w:val="28"/>
         </w:rPr>
       </w:pPr>
-      <w:bookmarkStart w:id="7" w:name="_GoBack"/>
-      <w:bookmarkEnd w:id="7"/>
       <w:r>
         <w:rPr>
           <w:rFonts w:ascii="Times New Roman" w:eastAsia="Calibri" w:hAnsi="Times New Roman" w:cs="Times New Roman"/>
@@ -2846,22 +2715,6 @@
           </w:tcPr>
           <w:p>
             <w:pPr>
-              <w:spacing w:after="0" w:line="240" w:lineRule="auto"/>
-              <w:rPr>
-                <w:rFonts w:ascii="Times New Roman" w:eastAsia="Times New Roman" w:hAnsi="Times New Roman" w:cs="Times New Roman"/>
-                <w:sz w:val="24"/>
-              </w:rPr>
-            </w:pPr>
-            <w:r>
-              <w:rPr>
-                <w:rFonts w:ascii="Times New Roman" w:eastAsia="Times New Roman" w:hAnsi="Times New Roman" w:cs="Times New Roman"/>
-                <w:sz w:val="24"/>
-              </w:rPr>
-              <w:t>Dịch vụ tắm hơi, massage và các dịch vụ tăng cường sức khoẻ tương tự (trừ hoạt động thể thao)</w:t>
-            </w:r>
-          </w:p>
-          <w:p>
-            <w:pPr>
               <w:spacing w:before="120" w:after="0" w:line="340" w:lineRule="exact"/>
               <w:jc w:val="both"/>
               <w:rPr>
@@ -2875,7 +2728,7 @@
                 <w:rFonts w:ascii="Times New Roman" w:eastAsia="Times New Roman" w:hAnsi="Times New Roman" w:cs="Times New Roman"/>
                 <w:sz w:val="24"/>
               </w:rPr>
-              <w:t>Chi tiết: Dịch vụ của Spa</w:t>
+              <w:t>Sản xuất giường, tủ, bàn, ghế</w:t>
             </w:r>
           </w:p>
         </w:tc>
@@ -2898,7 +2751,7 @@
                 <w:rFonts w:ascii="Times New Roman" w:eastAsia="Times New Roman" w:hAnsi="Times New Roman" w:cs="Times New Roman"/>
                 <w:sz w:val="24"/>
               </w:rPr>
-              <w:t>9610</w:t>
+              <w:t>3100</w:t>
             </w:r>
           </w:p>
         </w:tc>
@@ -2961,7 +2814,7 @@
                 <w:rFonts w:ascii="Times New Roman" w:eastAsia="Times New Roman" w:hAnsi="Times New Roman" w:cs="Times New Roman"/>
                 <w:sz w:val="24"/>
               </w:rPr>
-              <w:t>Bán buôn vật liệu, thiết bị lắp đặt khác trong xây dựng</w:t>
+              <w:t>Bán buôn chuyên doanh khác chưa được phân vào đâu</w:t>
             </w:r>
           </w:p>
           <w:p>
@@ -2977,7 +2830,7 @@
                 <w:rFonts w:ascii="Times New Roman" w:eastAsia="Times New Roman" w:hAnsi="Times New Roman" w:cs="Times New Roman"/>
                 <w:sz w:val="24"/>
               </w:rPr>
-              <w:t>Chi tiết: Bán buôn các loại vật liệu xây dựng (trừ hoạt động bến thủy nội địa)</w:t>
+              <w:t>Chi tiết: Bán buôn nguyên phụ liệu, vật liệu nội thất.</w:t>
             </w:r>
           </w:p>
         </w:tc>
@@ -2999,7 +2852,7 @@
                 <w:rFonts w:ascii="Times New Roman" w:eastAsia="Times New Roman" w:hAnsi="Times New Roman" w:cs="Times New Roman"/>
                 <w:sz w:val="24"/>
               </w:rPr>
-              <w:t>4663</w:t>
+              <w:t>4669</w:t>
             </w:r>
           </w:p>
         </w:tc>
@@ -3062,7 +2915,7 @@
                 <w:rFonts w:ascii="Times New Roman" w:eastAsia="Times New Roman" w:hAnsi="Times New Roman" w:cs="Times New Roman"/>
                 <w:sz w:val="24"/>
               </w:rPr>
-              <w:t>Bán buôn chuyên doanh khác chưa được phân vào đâu</w:t>
+              <w:t>Bán buôn vật liệu, thiết bị lắp đặt khác trong xây dựng</w:t>
             </w:r>
           </w:p>
           <w:p>
@@ -3078,39 +2931,7 @@
                 <w:rFonts w:ascii="Times New Roman" w:eastAsia="Times New Roman" w:hAnsi="Times New Roman" w:cs="Times New Roman"/>
                 <w:sz w:val="24"/>
               </w:rPr>
-              <w:t>Chi tiết:</w:t>
-            </w:r>
-          </w:p>
-          <w:p>
-            <w:pPr>
-              <w:spacing w:after="0" w:line="240" w:lineRule="auto"/>
-              <w:rPr>
-                <w:rFonts w:ascii="Times New Roman" w:eastAsia="Times New Roman" w:hAnsi="Times New Roman" w:cs="Times New Roman"/>
-                <w:sz w:val="24"/>
-              </w:rPr>
-            </w:pPr>
-            <w:r>
-              <w:rPr>
-                <w:rFonts w:ascii="Times New Roman" w:eastAsia="Times New Roman" w:hAnsi="Times New Roman" w:cs="Times New Roman"/>
-                <w:sz w:val="24"/>
-              </w:rPr>
-              <w:t>- Bán buôn hàng thủ công mỹ nghệ;</w:t>
-            </w:r>
-          </w:p>
-          <w:p>
-            <w:pPr>
-              <w:spacing w:after="0" w:line="240" w:lineRule="auto"/>
-              <w:rPr>
-                <w:rFonts w:ascii="Times New Roman" w:eastAsia="Times New Roman" w:hAnsi="Times New Roman" w:cs="Times New Roman"/>
-                <w:sz w:val="24"/>
-              </w:rPr>
-            </w:pPr>
-            <w:r>
-              <w:rPr>
-                <w:rFonts w:ascii="Times New Roman" w:eastAsia="Times New Roman" w:hAnsi="Times New Roman" w:cs="Times New Roman"/>
-                <w:sz w:val="24"/>
-              </w:rPr>
-              <w:t>- Bán buôn phân bón các loại.</w:t>
+              <w:t>Chi tiết: Bán buôn gỗ, ván, MDF.</w:t>
             </w:r>
           </w:p>
         </w:tc>
@@ -3132,7 +2953,7 @@
                 <w:rFonts w:ascii="Times New Roman" w:eastAsia="Times New Roman" w:hAnsi="Times New Roman" w:cs="Times New Roman"/>
                 <w:sz w:val="24"/>
               </w:rPr>
-              <w:t>4669</w:t>
+              <w:t>4663</w:t>
             </w:r>
           </w:p>
         </w:tc>
@@ -3153,208 +2974,6 @@
           </w:p>
         </w:tc>
       </w:tr>
-      <w:tr>
-        <w:tc>
-          <w:tcPr>
-            <w:tcW w:w="810" w:type="dxa"/>
-          </w:tcPr>
-          <w:p>
-            <w:pPr>
-              <w:spacing w:before="120" w:after="0" w:line="340" w:lineRule="exact"/>
-              <w:jc w:val="both"/>
-              <w:rPr>
-                <w:rFonts w:ascii="Times New Roman" w:eastAsia="Calibri" w:hAnsi="Times New Roman" w:cs="Times New Roman"/>
-                <w:sz w:val="28"/>
-                <w:szCs w:val="28"/>
-              </w:rPr>
-            </w:pPr>
-            <w:r>
-              <w:rPr>
-                <w:rFonts w:ascii="Times New Roman" w:eastAsia="Calibri" w:hAnsi="Times New Roman" w:cs="Times New Roman"/>
-                <w:sz w:val="28"/>
-                <w:szCs w:val="28"/>
-              </w:rPr>
-              <w:t>4</w:t>
-            </w:r>
-          </w:p>
-        </w:tc>
-        <w:tc>
-          <w:tcPr>
-            <w:tcW w:w="4435" w:type="dxa"/>
-          </w:tcPr>
-          <w:p>
-            <w:pPr>
-              <w:spacing w:after="0" w:line="240" w:lineRule="auto"/>
-              <w:rPr>
-                <w:rFonts w:ascii="Times New Roman" w:eastAsia="Times New Roman" w:hAnsi="Times New Roman" w:cs="Times New Roman"/>
-                <w:sz w:val="24"/>
-              </w:rPr>
-            </w:pPr>
-            <w:r>
-              <w:rPr>
-                <w:rFonts w:ascii="Times New Roman" w:eastAsia="Times New Roman" w:hAnsi="Times New Roman" w:cs="Times New Roman"/>
-                <w:sz w:val="24"/>
-              </w:rPr>
-              <w:t>Bán lẻ theo yêu cầu đặt hàng qua bưu điện hoặc internet</w:t>
-            </w:r>
-          </w:p>
-          <w:p>
-            <w:pPr>
-              <w:spacing w:after="0" w:line="240" w:lineRule="auto"/>
-              <w:rPr>
-                <w:rFonts w:ascii="Times New Roman" w:eastAsia="Times New Roman" w:hAnsi="Times New Roman" w:cs="Times New Roman"/>
-                <w:sz w:val="24"/>
-              </w:rPr>
-            </w:pPr>
-            <w:r>
-              <w:rPr>
-                <w:rFonts w:ascii="Times New Roman" w:eastAsia="Times New Roman" w:hAnsi="Times New Roman" w:cs="Times New Roman"/>
-                <w:sz w:val="24"/>
-              </w:rPr>
-              <w:t>Chi tiết: Mua bán hàng hóa qua internet</w:t>
-            </w:r>
-          </w:p>
-        </w:tc>
-        <w:tc>
-          <w:tcPr>
-            <w:tcW w:w="2268" w:type="dxa"/>
-          </w:tcPr>
-          <w:p>
-            <w:pPr>
-              <w:spacing w:before="120" w:after="0" w:line="340" w:lineRule="exact"/>
-              <w:jc w:val="both"/>
-              <w:rPr>
-                <w:rFonts w:ascii="Times New Roman" w:eastAsia="Times New Roman" w:hAnsi="Times New Roman" w:cs="Times New Roman"/>
-                <w:sz w:val="24"/>
-              </w:rPr>
-            </w:pPr>
-            <w:r>
-              <w:rPr>
-                <w:rFonts w:ascii="Times New Roman" w:eastAsia="Times New Roman" w:hAnsi="Times New Roman" w:cs="Times New Roman"/>
-                <w:sz w:val="24"/>
-              </w:rPr>
-              <w:t>4791</w:t>
-            </w:r>
-          </w:p>
-        </w:tc>
-        <w:tc>
-          <w:tcPr>
-            <w:tcW w:w="1701" w:type="dxa"/>
-          </w:tcPr>
-          <w:p>
-            <w:pPr>
-              <w:spacing w:before="120" w:after="0" w:line="340" w:lineRule="exact"/>
-              <w:jc w:val="both"/>
-              <w:rPr>
-                <w:rFonts w:ascii="Times New Roman" w:eastAsia="Calibri" w:hAnsi="Times New Roman" w:cs="Times New Roman"/>
-                <w:sz w:val="28"/>
-                <w:szCs w:val="28"/>
-              </w:rPr>
-            </w:pPr>
-          </w:p>
-        </w:tc>
-      </w:tr>
-      <w:tr>
-        <w:tc>
-          <w:tcPr>
-            <w:tcW w:w="810" w:type="dxa"/>
-          </w:tcPr>
-          <w:p>
-            <w:pPr>
-              <w:spacing w:before="120" w:after="0" w:line="340" w:lineRule="exact"/>
-              <w:jc w:val="both"/>
-              <w:rPr>
-                <w:rFonts w:ascii="Times New Roman" w:eastAsia="Calibri" w:hAnsi="Times New Roman" w:cs="Times New Roman"/>
-                <w:sz w:val="28"/>
-                <w:szCs w:val="28"/>
-              </w:rPr>
-            </w:pPr>
-            <w:r>
-              <w:rPr>
-                <w:rFonts w:ascii="Times New Roman" w:eastAsia="Calibri" w:hAnsi="Times New Roman" w:cs="Times New Roman"/>
-                <w:sz w:val="28"/>
-                <w:szCs w:val="28"/>
-              </w:rPr>
-              <w:t>5</w:t>
-            </w:r>
-          </w:p>
-        </w:tc>
-        <w:tc>
-          <w:tcPr>
-            <w:tcW w:w="4435" w:type="dxa"/>
-          </w:tcPr>
-          <w:p>
-            <w:pPr>
-              <w:spacing w:after="0" w:line="240" w:lineRule="auto"/>
-              <w:rPr>
-                <w:rFonts w:ascii="Times New Roman" w:eastAsia="Times New Roman" w:hAnsi="Times New Roman" w:cs="Times New Roman"/>
-                <w:sz w:val="24"/>
-              </w:rPr>
-            </w:pPr>
-            <w:r>
-              <w:rPr>
-                <w:rFonts w:ascii="Times New Roman" w:eastAsia="Times New Roman" w:hAnsi="Times New Roman" w:cs="Times New Roman"/>
-                <w:sz w:val="24"/>
-              </w:rPr>
-              <w:t>Bán lẻ hình thức khác chưa được phân vào đâu</w:t>
-            </w:r>
-          </w:p>
-          <w:p>
-            <w:pPr>
-              <w:spacing w:after="0" w:line="240" w:lineRule="auto"/>
-              <w:rPr>
-                <w:rFonts w:ascii="Times New Roman" w:eastAsia="Times New Roman" w:hAnsi="Times New Roman" w:cs="Times New Roman"/>
-                <w:sz w:val="24"/>
-              </w:rPr>
-            </w:pPr>
-            <w:r>
-              <w:rPr>
-                <w:rFonts w:ascii="Times New Roman" w:eastAsia="Times New Roman" w:hAnsi="Times New Roman" w:cs="Times New Roman"/>
-                <w:sz w:val="24"/>
-              </w:rPr>
-              <w:t>Chi tiết: Mua bán hàng hóa qua internet</w:t>
-            </w:r>
-          </w:p>
-        </w:tc>
-        <w:tc>
-          <w:tcPr>
-            <w:tcW w:w="2268" w:type="dxa"/>
-          </w:tcPr>
-          <w:p>
-            <w:pPr>
-              <w:spacing w:before="120" w:after="0" w:line="340" w:lineRule="exact"/>
-              <w:jc w:val="both"/>
-              <w:rPr>
-                <w:rFonts w:ascii="Times New Roman" w:eastAsia="Times New Roman" w:hAnsi="Times New Roman" w:cs="Times New Roman"/>
-                <w:sz w:val="24"/>
-              </w:rPr>
-            </w:pPr>
-            <w:r>
-              <w:rPr>
-                <w:rFonts w:ascii="Times New Roman" w:eastAsia="Times New Roman" w:hAnsi="Times New Roman" w:cs="Times New Roman"/>
-                <w:sz w:val="24"/>
-              </w:rPr>
-              <w:t>4799</w:t>
-            </w:r>
-          </w:p>
-        </w:tc>
-        <w:tc>
-          <w:tcPr>
-            <w:tcW w:w="1701" w:type="dxa"/>
-          </w:tcPr>
-          <w:p>
-            <w:pPr>
-              <w:spacing w:before="120" w:after="0" w:line="340" w:lineRule="exact"/>
-              <w:jc w:val="both"/>
-              <w:rPr>
-                <w:rFonts w:ascii="Times New Roman" w:eastAsia="Calibri" w:hAnsi="Times New Roman" w:cs="Times New Roman"/>
-                <w:sz w:val="28"/>
-                <w:szCs w:val="28"/>
-              </w:rPr>
-            </w:pPr>
-          </w:p>
-        </w:tc>
-      </w:tr>
     </w:tbl>
     <w:p>
       <w:pPr>
@@ -3374,7 +2993,6 @@
           <w:sz w:val="28"/>
           <w:szCs w:val="28"/>
         </w:rPr>
-        <w:lastRenderedPageBreak/>
         <w:t>3. Sửa đổi chi tiết ngành, nghề kinh doanh sau</w:t>
       </w:r>
       <w:r>
@@ -3412,622 +3030,15 @@
         </w:rPr>
         <w:t>):</w:t>
       </w:r>
+      <w:r>
+        <w:rPr>
+          <w:rFonts w:ascii="Times New Roman" w:eastAsia="Calibri" w:hAnsi="Times New Roman" w:cs="Times New Roman"/>
+          <w:sz w:val="28"/>
+          <w:szCs w:val="28"/>
+        </w:rPr>
+        <w:t>Không có</w:t>
+      </w:r>
     </w:p>
-    <w:tbl>
-      <w:tblPr>
-        <w:tblW w:w="9214" w:type="dxa"/>
-        <w:tblInd w:w="108" w:type="dxa"/>
-        <w:tblBorders>
-          <w:top w:val="single" w:sz="4" w:space="0" w:color="000000"/>
-          <w:left w:val="single" w:sz="4" w:space="0" w:color="000000"/>
-          <w:bottom w:val="single" w:sz="4" w:space="0" w:color="000000"/>
-          <w:right w:val="single" w:sz="4" w:space="0" w:color="000000"/>
-          <w:insideH w:val="single" w:sz="4" w:space="0" w:color="000000"/>
-          <w:insideV w:val="single" w:sz="4" w:space="0" w:color="000000"/>
-        </w:tblBorders>
-        <w:tblLook w:val="04A0" w:firstRow="1" w:lastRow="0" w:firstColumn="1" w:lastColumn="0" w:noHBand="0" w:noVBand="1"/>
-      </w:tblPr>
-      <w:tblGrid>
-        <w:gridCol w:w="810"/>
-        <w:gridCol w:w="5466"/>
-        <w:gridCol w:w="901"/>
-        <w:gridCol w:w="2037"/>
-      </w:tblGrid>
-      <w:tr>
-        <w:tc>
-          <w:tcPr>
-            <w:tcW w:w="810" w:type="dxa"/>
-          </w:tcPr>
-          <w:p>
-            <w:pPr>
-              <w:spacing w:before="120" w:after="0" w:line="340" w:lineRule="exact"/>
-              <w:jc w:val="center"/>
-              <w:rPr>
-                <w:rFonts w:ascii="Times New Roman" w:eastAsia="Calibri" w:hAnsi="Times New Roman" w:cs="Times New Roman"/>
-                <w:sz w:val="28"/>
-                <w:szCs w:val="28"/>
-              </w:rPr>
-            </w:pPr>
-            <w:r>
-              <w:rPr>
-                <w:rFonts w:ascii="Times New Roman" w:eastAsia="Calibri" w:hAnsi="Times New Roman" w:cs="Times New Roman"/>
-                <w:sz w:val="28"/>
-                <w:szCs w:val="28"/>
-              </w:rPr>
-              <w:t>STT</w:t>
-            </w:r>
-          </w:p>
-        </w:tc>
-        <w:tc>
-          <w:tcPr>
-            <w:tcW w:w="5466" w:type="dxa"/>
-          </w:tcPr>
-          <w:p>
-            <w:pPr>
-              <w:spacing w:before="120" w:after="0" w:line="340" w:lineRule="exact"/>
-              <w:jc w:val="center"/>
-              <w:rPr>
-                <w:rFonts w:ascii="Times New Roman" w:eastAsia="Calibri" w:hAnsi="Times New Roman" w:cs="Times New Roman"/>
-                <w:sz w:val="28"/>
-                <w:szCs w:val="28"/>
-              </w:rPr>
-            </w:pPr>
-            <w:r>
-              <w:rPr>
-                <w:rFonts w:ascii="Times New Roman" w:eastAsia="Calibri" w:hAnsi="Times New Roman" w:cs="Times New Roman"/>
-                <w:sz w:val="28"/>
-                <w:szCs w:val="28"/>
-              </w:rPr>
-              <w:t xml:space="preserve">Tên ngành, nghề kinh doanh </w:t>
-            </w:r>
-          </w:p>
-          <w:p>
-            <w:pPr>
-              <w:spacing w:after="0" w:line="340" w:lineRule="exact"/>
-              <w:jc w:val="center"/>
-              <w:rPr>
-                <w:rFonts w:ascii="Times New Roman" w:eastAsia="Calibri" w:hAnsi="Times New Roman" w:cs="Times New Roman"/>
-                <w:sz w:val="28"/>
-                <w:szCs w:val="28"/>
-              </w:rPr>
-            </w:pPr>
-            <w:r>
-              <w:rPr>
-                <w:rFonts w:ascii="Times New Roman" w:eastAsia="Calibri" w:hAnsi="Times New Roman" w:cs="Times New Roman"/>
-                <w:sz w:val="28"/>
-                <w:szCs w:val="28"/>
-              </w:rPr>
-              <w:t>được sửa đổi chi tiết</w:t>
-            </w:r>
-          </w:p>
-        </w:tc>
-        <w:tc>
-          <w:tcPr>
-            <w:tcW w:w="901" w:type="dxa"/>
-          </w:tcPr>
-          <w:p>
-            <w:pPr>
-              <w:spacing w:before="120" w:after="0" w:line="340" w:lineRule="exact"/>
-              <w:jc w:val="center"/>
-              <w:rPr>
-                <w:rFonts w:ascii="Times New Roman" w:eastAsia="Calibri" w:hAnsi="Times New Roman" w:cs="Times New Roman"/>
-                <w:sz w:val="28"/>
-                <w:szCs w:val="28"/>
-              </w:rPr>
-            </w:pPr>
-            <w:r>
-              <w:rPr>
-                <w:rFonts w:ascii="Times New Roman" w:eastAsia="Calibri" w:hAnsi="Times New Roman" w:cs="Times New Roman"/>
-                <w:sz w:val="28"/>
-                <w:szCs w:val="28"/>
-              </w:rPr>
-              <w:t>Mã ngành</w:t>
-            </w:r>
-          </w:p>
-        </w:tc>
-        <w:tc>
-          <w:tcPr>
-            <w:tcW w:w="2037" w:type="dxa"/>
-          </w:tcPr>
-          <w:p>
-            <w:pPr>
-              <w:spacing w:before="120" w:after="0" w:line="340" w:lineRule="exact"/>
-              <w:jc w:val="center"/>
-              <w:rPr>
-                <w:rFonts w:ascii="Times New Roman" w:eastAsia="Calibri" w:hAnsi="Times New Roman" w:cs="Times New Roman"/>
-                <w:sz w:val="28"/>
-                <w:szCs w:val="28"/>
-              </w:rPr>
-            </w:pPr>
-            <w:r>
-              <w:rPr>
-                <w:rFonts w:ascii="Times New Roman" w:eastAsia="Times New Roman" w:hAnsi="Times New Roman" w:cs="Times New Roman"/>
-                <w:sz w:val="28"/>
-                <w:szCs w:val="28"/>
-                <w:lang w:eastAsia="zh-CN"/>
-              </w:rPr>
-              <w:t>Ngành, nghề kinh doanh chính</w:t>
-            </w:r>
-          </w:p>
-        </w:tc>
-      </w:tr>
-      <w:tr>
-        <w:tc>
-          <w:tcPr>
-            <w:tcW w:w="810" w:type="dxa"/>
-          </w:tcPr>
-          <w:p>
-            <w:pPr>
-              <w:spacing w:after="0" w:line="240" w:lineRule="auto"/>
-              <w:jc w:val="center"/>
-              <w:rPr>
-                <w:rFonts w:ascii="Times New Roman" w:eastAsia="Times New Roman" w:hAnsi="Times New Roman" w:cs="Times New Roman"/>
-                <w:sz w:val="24"/>
-              </w:rPr>
-            </w:pPr>
-            <w:r>
-              <w:rPr>
-                <w:rFonts w:ascii="Times New Roman" w:eastAsia="Times New Roman" w:hAnsi="Times New Roman" w:cs="Times New Roman"/>
-                <w:sz w:val="24"/>
-              </w:rPr>
-              <w:t>1</w:t>
-            </w:r>
-          </w:p>
-        </w:tc>
-        <w:tc>
-          <w:tcPr>
-            <w:tcW w:w="5466" w:type="dxa"/>
-          </w:tcPr>
-          <w:p>
-            <w:pPr>
-              <w:spacing w:after="0" w:line="240" w:lineRule="auto"/>
-              <w:rPr>
-                <w:rFonts w:ascii="Times New Roman" w:eastAsia="Times New Roman" w:hAnsi="Times New Roman" w:cs="Times New Roman"/>
-                <w:sz w:val="24"/>
-              </w:rPr>
-            </w:pPr>
-            <w:r>
-              <w:rPr>
-                <w:rFonts w:ascii="Times New Roman" w:eastAsia="Times New Roman" w:hAnsi="Times New Roman" w:cs="Times New Roman"/>
-                <w:sz w:val="24"/>
-              </w:rPr>
-              <w:t>Khách sạn và dịch vụ lưu trú tương tự</w:t>
-            </w:r>
-          </w:p>
-          <w:p>
-            <w:pPr>
-              <w:spacing w:after="0" w:line="240" w:lineRule="auto"/>
-              <w:rPr>
-                <w:rFonts w:ascii="Times New Roman" w:eastAsia="Times New Roman" w:hAnsi="Times New Roman" w:cs="Times New Roman"/>
-                <w:sz w:val="24"/>
-              </w:rPr>
-            </w:pPr>
-            <w:r>
-              <w:rPr>
-                <w:rFonts w:ascii="Times New Roman" w:eastAsia="Times New Roman" w:hAnsi="Times New Roman" w:cs="Times New Roman"/>
-                <w:sz w:val="24"/>
-              </w:rPr>
-              <w:t xml:space="preserve">Chi tiết: Khách sạn, dịch vụ cho thuê phòng trọ, dịch vụ lưu trú du lịch </w:t>
-            </w:r>
-          </w:p>
-        </w:tc>
-        <w:tc>
-          <w:tcPr>
-            <w:tcW w:w="901" w:type="dxa"/>
-          </w:tcPr>
-          <w:p>
-            <w:pPr>
-              <w:spacing w:after="0" w:line="240" w:lineRule="auto"/>
-              <w:rPr>
-                <w:rFonts w:ascii="Times New Roman" w:eastAsia="Times New Roman" w:hAnsi="Times New Roman" w:cs="Times New Roman"/>
-                <w:sz w:val="24"/>
-              </w:rPr>
-            </w:pPr>
-            <w:r>
-              <w:rPr>
-                <w:rFonts w:ascii="Times New Roman" w:eastAsia="Times New Roman" w:hAnsi="Times New Roman" w:cs="Times New Roman"/>
-                <w:sz w:val="24"/>
-              </w:rPr>
-              <w:t>5510</w:t>
-            </w:r>
-          </w:p>
-        </w:tc>
-        <w:tc>
-          <w:tcPr>
-            <w:tcW w:w="2037" w:type="dxa"/>
-          </w:tcPr>
-          <w:p>
-            <w:pPr>
-              <w:spacing w:after="0" w:line="240" w:lineRule="auto"/>
-              <w:jc w:val="center"/>
-              <w:rPr>
-                <w:rFonts w:ascii="Times New Roman" w:eastAsia="Times New Roman" w:hAnsi="Times New Roman" w:cs="Times New Roman"/>
-                <w:sz w:val="24"/>
-              </w:rPr>
-            </w:pPr>
-            <w:r>
-              <w:rPr>
-                <w:rFonts w:ascii="Times New Roman" w:eastAsia="Times New Roman" w:hAnsi="Times New Roman" w:cs="Times New Roman"/>
-                <w:sz w:val="24"/>
-              </w:rPr>
-              <w:t>X</w:t>
-            </w:r>
-          </w:p>
-        </w:tc>
-      </w:tr>
-      <w:tr>
-        <w:tc>
-          <w:tcPr>
-            <w:tcW w:w="810" w:type="dxa"/>
-          </w:tcPr>
-          <w:p>
-            <w:pPr>
-              <w:spacing w:after="0" w:line="240" w:lineRule="auto"/>
-              <w:jc w:val="center"/>
-              <w:rPr>
-                <w:rFonts w:ascii="Times New Roman" w:eastAsia="Times New Roman" w:hAnsi="Times New Roman" w:cs="Times New Roman"/>
-                <w:sz w:val="24"/>
-              </w:rPr>
-            </w:pPr>
-            <w:r>
-              <w:rPr>
-                <w:rFonts w:ascii="Times New Roman" w:eastAsia="Times New Roman" w:hAnsi="Times New Roman" w:cs="Times New Roman"/>
-                <w:sz w:val="24"/>
-              </w:rPr>
-              <w:t>2</w:t>
-            </w:r>
-          </w:p>
-        </w:tc>
-        <w:tc>
-          <w:tcPr>
-            <w:tcW w:w="5466" w:type="dxa"/>
-          </w:tcPr>
-          <w:p>
-            <w:pPr>
-              <w:spacing w:after="0" w:line="240" w:lineRule="auto"/>
-              <w:rPr>
-                <w:rFonts w:ascii="Times New Roman" w:eastAsia="Times New Roman" w:hAnsi="Times New Roman" w:cs="Times New Roman"/>
-                <w:sz w:val="24"/>
-              </w:rPr>
-            </w:pPr>
-            <w:r>
-              <w:rPr>
-                <w:rFonts w:ascii="Times New Roman" w:eastAsia="Times New Roman" w:hAnsi="Times New Roman" w:cs="Times New Roman"/>
-                <w:sz w:val="24"/>
-              </w:rPr>
-              <w:t>Bán lẻ đồ điện gia dụng, giường, tủ, bàn, ghế và đồ nội thất tương tự, đèn và bộ đèn điện, đồ dùng gia đình khác chưa được phân vào đâu</w:t>
-            </w:r>
-          </w:p>
-          <w:p>
-            <w:pPr>
-              <w:spacing w:after="0" w:line="240" w:lineRule="auto"/>
-              <w:rPr>
-                <w:rFonts w:ascii="Times New Roman" w:eastAsia="Times New Roman" w:hAnsi="Times New Roman" w:cs="Times New Roman"/>
-                <w:sz w:val="24"/>
-              </w:rPr>
-            </w:pPr>
-            <w:r>
-              <w:rPr>
-                <w:rFonts w:ascii="Times New Roman" w:eastAsia="Times New Roman" w:hAnsi="Times New Roman" w:cs="Times New Roman"/>
-                <w:sz w:val="24"/>
-              </w:rPr>
-              <w:t xml:space="preserve">Chi tiết: Mua bán đồ trang trí nội, ngoại thất </w:t>
-            </w:r>
-          </w:p>
-        </w:tc>
-        <w:tc>
-          <w:tcPr>
-            <w:tcW w:w="901" w:type="dxa"/>
-          </w:tcPr>
-          <w:p>
-            <w:pPr>
-              <w:spacing w:after="0" w:line="240" w:lineRule="auto"/>
-              <w:rPr>
-                <w:rFonts w:ascii="Times New Roman" w:eastAsia="Times New Roman" w:hAnsi="Times New Roman" w:cs="Times New Roman"/>
-                <w:sz w:val="24"/>
-              </w:rPr>
-            </w:pPr>
-            <w:r>
-              <w:rPr>
-                <w:rFonts w:ascii="Times New Roman" w:eastAsia="Times New Roman" w:hAnsi="Times New Roman" w:cs="Times New Roman"/>
-                <w:sz w:val="24"/>
-              </w:rPr>
-              <w:t>4759</w:t>
-            </w:r>
-          </w:p>
-        </w:tc>
-        <w:tc>
-          <w:tcPr>
-            <w:tcW w:w="2037" w:type="dxa"/>
-          </w:tcPr>
-          <w:p>
-            <w:pPr>
-              <w:spacing w:after="0" w:line="240" w:lineRule="auto"/>
-              <w:jc w:val="center"/>
-              <w:rPr>
-                <w:rFonts w:ascii="Times New Roman" w:eastAsia="Times New Roman" w:hAnsi="Times New Roman" w:cs="Times New Roman"/>
-                <w:sz w:val="24"/>
-              </w:rPr>
-            </w:pPr>
-          </w:p>
-        </w:tc>
-      </w:tr>
-      <w:tr>
-        <w:tc>
-          <w:tcPr>
-            <w:tcW w:w="810" w:type="dxa"/>
-          </w:tcPr>
-          <w:p>
-            <w:pPr>
-              <w:spacing w:after="0" w:line="240" w:lineRule="auto"/>
-              <w:jc w:val="center"/>
-              <w:rPr>
-                <w:rFonts w:ascii="Times New Roman" w:eastAsia="Times New Roman" w:hAnsi="Times New Roman" w:cs="Times New Roman"/>
-                <w:sz w:val="24"/>
-              </w:rPr>
-            </w:pPr>
-            <w:r>
-              <w:rPr>
-                <w:rFonts w:ascii="Times New Roman" w:eastAsia="Times New Roman" w:hAnsi="Times New Roman" w:cs="Times New Roman"/>
-                <w:sz w:val="24"/>
-              </w:rPr>
-              <w:t>3</w:t>
-            </w:r>
-          </w:p>
-        </w:tc>
-        <w:tc>
-          <w:tcPr>
-            <w:tcW w:w="5466" w:type="dxa"/>
-          </w:tcPr>
-          <w:p>
-            <w:pPr>
-              <w:spacing w:after="0" w:line="240" w:lineRule="auto"/>
-              <w:rPr>
-                <w:rFonts w:ascii="Times New Roman" w:eastAsia="Times New Roman" w:hAnsi="Times New Roman" w:cs="Times New Roman"/>
-                <w:sz w:val="24"/>
-              </w:rPr>
-            </w:pPr>
-            <w:r>
-              <w:rPr>
-                <w:rFonts w:ascii="Times New Roman" w:eastAsia="Times New Roman" w:hAnsi="Times New Roman" w:cs="Times New Roman"/>
-                <w:sz w:val="24"/>
-              </w:rPr>
-              <w:t>Hoạt động vui chơi giải trí khác</w:t>
-            </w:r>
-          </w:p>
-          <w:p>
-            <w:pPr>
-              <w:spacing w:after="0" w:line="240" w:lineRule="auto"/>
-              <w:rPr>
-                <w:rFonts w:ascii="Times New Roman" w:eastAsia="Times New Roman" w:hAnsi="Times New Roman" w:cs="Times New Roman"/>
-                <w:sz w:val="24"/>
-              </w:rPr>
-            </w:pPr>
-            <w:r>
-              <w:rPr>
-                <w:rFonts w:ascii="Times New Roman" w:eastAsia="Times New Roman" w:hAnsi="Times New Roman" w:cs="Times New Roman"/>
-                <w:sz w:val="24"/>
-              </w:rPr>
-              <w:t>Chi tiết: Dịch vụ karaoke (Doanh nghiệp chỉ được hoạt động sau khi được cơ quan có thẩm quyền cấp giấy phép kinh doanh karaoke)</w:t>
-            </w:r>
-          </w:p>
-        </w:tc>
-        <w:tc>
-          <w:tcPr>
-            <w:tcW w:w="901" w:type="dxa"/>
-          </w:tcPr>
-          <w:p>
-            <w:pPr>
-              <w:spacing w:after="0" w:line="240" w:lineRule="auto"/>
-              <w:rPr>
-                <w:rFonts w:ascii="Times New Roman" w:eastAsia="Times New Roman" w:hAnsi="Times New Roman" w:cs="Times New Roman"/>
-                <w:sz w:val="24"/>
-              </w:rPr>
-            </w:pPr>
-            <w:r>
-              <w:rPr>
-                <w:rFonts w:ascii="Times New Roman" w:eastAsia="Times New Roman" w:hAnsi="Times New Roman" w:cs="Times New Roman"/>
-                <w:sz w:val="24"/>
-              </w:rPr>
-              <w:t>9329</w:t>
-            </w:r>
-          </w:p>
-        </w:tc>
-        <w:tc>
-          <w:tcPr>
-            <w:tcW w:w="2037" w:type="dxa"/>
-          </w:tcPr>
-          <w:p>
-            <w:pPr>
-              <w:spacing w:after="0" w:line="240" w:lineRule="auto"/>
-              <w:jc w:val="center"/>
-              <w:rPr>
-                <w:rFonts w:ascii="Times New Roman" w:eastAsia="Times New Roman" w:hAnsi="Times New Roman" w:cs="Times New Roman"/>
-                <w:sz w:val="24"/>
-              </w:rPr>
-            </w:pPr>
-          </w:p>
-        </w:tc>
-      </w:tr>
-      <w:tr>
-        <w:tc>
-          <w:tcPr>
-            <w:tcW w:w="810" w:type="dxa"/>
-          </w:tcPr>
-          <w:p>
-            <w:pPr>
-              <w:spacing w:after="0" w:line="240" w:lineRule="auto"/>
-              <w:jc w:val="center"/>
-              <w:rPr>
-                <w:rFonts w:ascii="Times New Roman" w:eastAsia="Times New Roman" w:hAnsi="Times New Roman" w:cs="Times New Roman"/>
-                <w:sz w:val="24"/>
-              </w:rPr>
-            </w:pPr>
-            <w:r>
-              <w:rPr>
-                <w:rFonts w:ascii="Times New Roman" w:eastAsia="Times New Roman" w:hAnsi="Times New Roman" w:cs="Times New Roman"/>
-                <w:sz w:val="24"/>
-              </w:rPr>
-              <w:t>4</w:t>
-            </w:r>
-          </w:p>
-        </w:tc>
-        <w:tc>
-          <w:tcPr>
-            <w:tcW w:w="5466" w:type="dxa"/>
-          </w:tcPr>
-          <w:p>
-            <w:pPr>
-              <w:spacing w:after="0" w:line="240" w:lineRule="auto"/>
-              <w:rPr>
-                <w:rFonts w:ascii="Times New Roman" w:eastAsia="Times New Roman" w:hAnsi="Times New Roman" w:cs="Times New Roman"/>
-                <w:sz w:val="24"/>
-              </w:rPr>
-            </w:pPr>
-            <w:r>
-              <w:rPr>
-                <w:rFonts w:ascii="Times New Roman" w:eastAsia="Times New Roman" w:hAnsi="Times New Roman" w:cs="Times New Roman"/>
-                <w:sz w:val="24"/>
-              </w:rPr>
-              <w:t>Đại lý lữ hành</w:t>
-            </w:r>
-          </w:p>
-          <w:p>
-            <w:pPr>
-              <w:spacing w:after="0" w:line="240" w:lineRule="auto"/>
-              <w:rPr>
-                <w:rFonts w:ascii="Times New Roman" w:eastAsia="Times New Roman" w:hAnsi="Times New Roman" w:cs="Times New Roman"/>
-                <w:sz w:val="24"/>
-              </w:rPr>
-            </w:pPr>
-            <w:r>
-              <w:rPr>
-                <w:rFonts w:ascii="Times New Roman" w:eastAsia="Times New Roman" w:hAnsi="Times New Roman" w:cs="Times New Roman"/>
-                <w:sz w:val="24"/>
-              </w:rPr>
-              <w:t>(Chỉ hoạt động lữ hành quốc tế sau khi có giấy phép của Tổng cục Du lịch)</w:t>
-            </w:r>
-          </w:p>
-        </w:tc>
-        <w:tc>
-          <w:tcPr>
-            <w:tcW w:w="901" w:type="dxa"/>
-          </w:tcPr>
-          <w:p>
-            <w:pPr>
-              <w:spacing w:after="0" w:line="240" w:lineRule="auto"/>
-              <w:rPr>
-                <w:rFonts w:ascii="Times New Roman" w:eastAsia="Times New Roman" w:hAnsi="Times New Roman" w:cs="Times New Roman"/>
-                <w:sz w:val="24"/>
-              </w:rPr>
-            </w:pPr>
-            <w:r>
-              <w:rPr>
-                <w:rFonts w:ascii="Times New Roman" w:eastAsia="Times New Roman" w:hAnsi="Times New Roman" w:cs="Times New Roman"/>
-                <w:sz w:val="24"/>
-              </w:rPr>
-              <w:t>7911</w:t>
-            </w:r>
-          </w:p>
-        </w:tc>
-        <w:tc>
-          <w:tcPr>
-            <w:tcW w:w="2037" w:type="dxa"/>
-          </w:tcPr>
-          <w:p>
-            <w:pPr>
-              <w:spacing w:after="0" w:line="240" w:lineRule="auto"/>
-              <w:jc w:val="center"/>
-              <w:rPr>
-                <w:rFonts w:ascii="Times New Roman" w:eastAsia="Times New Roman" w:hAnsi="Times New Roman" w:cs="Times New Roman"/>
-                <w:sz w:val="24"/>
-              </w:rPr>
-            </w:pPr>
-          </w:p>
-        </w:tc>
-      </w:tr>
-      <w:tr>
-        <w:tc>
-          <w:tcPr>
-            <w:tcW w:w="810" w:type="dxa"/>
-          </w:tcPr>
-          <w:p>
-            <w:pPr>
-              <w:spacing w:after="0" w:line="240" w:lineRule="auto"/>
-              <w:jc w:val="center"/>
-              <w:rPr>
-                <w:rFonts w:ascii="Times New Roman" w:eastAsia="Times New Roman" w:hAnsi="Times New Roman" w:cs="Times New Roman"/>
-                <w:sz w:val="24"/>
-              </w:rPr>
-            </w:pPr>
-            <w:r>
-              <w:rPr>
-                <w:rFonts w:ascii="Times New Roman" w:eastAsia="Times New Roman" w:hAnsi="Times New Roman" w:cs="Times New Roman"/>
-                <w:sz w:val="24"/>
-              </w:rPr>
-              <w:t>5</w:t>
-            </w:r>
-          </w:p>
-        </w:tc>
-        <w:tc>
-          <w:tcPr>
-            <w:tcW w:w="5466" w:type="dxa"/>
-          </w:tcPr>
-          <w:p>
-            <w:pPr>
-              <w:spacing w:after="0" w:line="240" w:lineRule="auto"/>
-              <w:rPr>
-                <w:rFonts w:ascii="Times New Roman" w:eastAsia="Times New Roman" w:hAnsi="Times New Roman" w:cs="Times New Roman"/>
-                <w:sz w:val="24"/>
-              </w:rPr>
-            </w:pPr>
-            <w:r>
-              <w:rPr>
-                <w:rFonts w:ascii="Times New Roman" w:eastAsia="Times New Roman" w:hAnsi="Times New Roman" w:cs="Times New Roman"/>
-                <w:sz w:val="24"/>
-              </w:rPr>
-              <w:t>Hoạt động liên quan đến du lịch khác</w:t>
-            </w:r>
-          </w:p>
-        </w:tc>
-        <w:tc>
-          <w:tcPr>
-            <w:tcW w:w="901" w:type="dxa"/>
-          </w:tcPr>
-          <w:p>
-            <w:pPr>
-              <w:spacing w:after="0" w:line="240" w:lineRule="auto"/>
-              <w:rPr>
-                <w:rFonts w:ascii="Times New Roman" w:eastAsia="Times New Roman" w:hAnsi="Times New Roman" w:cs="Times New Roman"/>
-                <w:sz w:val="24"/>
-              </w:rPr>
-            </w:pPr>
-            <w:r>
-              <w:rPr>
-                <w:rFonts w:ascii="Times New Roman" w:eastAsia="Times New Roman" w:hAnsi="Times New Roman" w:cs="Times New Roman"/>
-                <w:sz w:val="24"/>
-              </w:rPr>
-              <w:t>7990</w:t>
-            </w:r>
-          </w:p>
-        </w:tc>
-        <w:tc>
-          <w:tcPr>
-            <w:tcW w:w="2037" w:type="dxa"/>
-          </w:tcPr>
-          <w:p>
-            <w:pPr>
-              <w:spacing w:after="0" w:line="240" w:lineRule="auto"/>
-              <w:jc w:val="center"/>
-              <w:rPr>
-                <w:rFonts w:ascii="Times New Roman" w:eastAsia="Times New Roman" w:hAnsi="Times New Roman" w:cs="Times New Roman"/>
-                <w:sz w:val="24"/>
-              </w:rPr>
-            </w:pPr>
-          </w:p>
-        </w:tc>
-      </w:tr>
-    </w:tbl>
     <w:p>
       <w:pPr>
         <w:spacing w:before="120" w:after="120" w:line="340" w:lineRule="exact"/>
@@ -4127,6 +3138,7 @@
           <w:rFonts w:ascii="Times New Roman" w:eastAsia="Calibri" w:hAnsi="Times New Roman" w:cs="Times New Roman"/>
           <w:sz w:val="28"/>
         </w:rPr>
+        <w:lastRenderedPageBreak/>
         <w:t>- Trường hợp doanh nghiệp thay đổi ngành, nghề kinh doanh chính từ ngành này sang ngành khác nhưng không thay đổi danh sách ngành, nghề kinh doanh đã đăng ký, doanh nghiệp thực hiện cập nhật, bổ sung thông tin đăng ký doanh nghiệp theo quy định tại khoản 1 Điều 57 Nghị định số 168/2025/NĐ-CP ngày 30/6/2025 của Chính phủ về đăng ký doanh nghiệp.</w:t>
       </w:r>
     </w:p>
@@ -4610,19 +3622,8 @@
                 <w:szCs w:val="28"/>
                 <w:lang w:eastAsia="zh-CN"/>
               </w:rPr>
-              <w:t xml:space="preserve">Họ, chữ đệm và tên Kế toán trưởng/Phụ trách kế </w:t>
-            </w:r>
-            <w:proofErr w:type="gramStart"/>
-            <w:r>
-              <w:rPr>
-                <w:rFonts w:ascii="Times New Roman" w:eastAsia="Times New Roman" w:hAnsi="Times New Roman" w:cs="Times New Roman"/>
-                <w:sz w:val="28"/>
-                <w:szCs w:val="28"/>
-                <w:lang w:eastAsia="zh-CN"/>
-              </w:rPr>
-              <w:t>toán:................................</w:t>
-            </w:r>
-            <w:proofErr w:type="gramEnd"/>
+              <w:t>Họ, chữ đệm và tên Kế toán trưởng/Phụ trách kế toán:................................</w:t>
+            </w:r>
           </w:p>
           <w:p>
             <w:pPr>
@@ -4918,7 +3919,6 @@
               </w:rPr>
               <w:t>nếu có</w:t>
             </w:r>
-            <w:proofErr w:type="gramStart"/>
             <w:r>
               <w:rPr>
                 <w:rFonts w:ascii="Times New Roman" w:eastAsia="Times New Roman" w:hAnsi="Times New Roman" w:cs="Times New Roman"/>
@@ -4926,17 +3926,7 @@
                 <w:szCs w:val="28"/>
                 <w:lang w:eastAsia="zh-CN"/>
               </w:rPr>
-              <w:t>):…</w:t>
-            </w:r>
-            <w:proofErr w:type="gramEnd"/>
-            <w:r>
-              <w:rPr>
-                <w:rFonts w:ascii="Times New Roman" w:eastAsia="Times New Roman" w:hAnsi="Times New Roman" w:cs="Times New Roman"/>
-                <w:sz w:val="28"/>
-                <w:szCs w:val="28"/>
-                <w:lang w:eastAsia="zh-CN"/>
-              </w:rPr>
-              <w:t>……………..</w:t>
+              <w:t>):………………..</w:t>
             </w:r>
           </w:p>
           <w:p>
@@ -5384,7 +4374,7 @@
                           </wp:anchor>
                         </w:drawing>
                       </mc:Choice>
-                      <mc:Fallback xmlns:cx1="http://schemas.microsoft.com/office/drawing/2015/9/8/chartex">
+                      <mc:Fallback>
                         <w:pict>
                           <v:rect w14:anchorId="615F1FCB" id="Rectangle 33" o:spid="_x0000_s1026" style="position:absolute;margin-left:175.95pt;margin-top:1.3pt;width:22.75pt;height:18.55pt;z-index:251689984;visibility:visible;mso-wrap-style:none;mso-width-percent:0;mso-height-percent:0;mso-wrap-distance-left:9pt;mso-wrap-distance-top:0;mso-wrap-distance-right:9pt;mso-wrap-distance-bottom:0;mso-position-horizontal:absolute;mso-position-horizontal-relative:text;mso-position-vertical:absolute;mso-position-vertical-relative:text;mso-width-percent:0;mso-height-percent:0;mso-width-relative:page;mso-height-relative:page;v-text-anchor:middle" o:gfxdata="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" strokeweight=".26mm">
                             <v:stroke endcap="square"/>
@@ -5520,7 +4510,7 @@
                           </wp:anchor>
                         </w:drawing>
                       </mc:Choice>
-                      <mc:Fallback xmlns:cx1="http://schemas.microsoft.com/office/drawing/2015/9/8/chartex">
+                      <mc:Fallback>
                         <w:pict>
                           <v:rect w14:anchorId="3F7BE159" id="Rectangle 33" o:spid="_x0000_s1026" style="position:absolute;margin-left:0;margin-top:2.9pt;width:22.75pt;height:18.55pt;z-index:251688960;visibility:visible;mso-wrap-style:none;mso-width-percent:0;mso-height-percent:0;mso-wrap-distance-left:9pt;mso-wrap-distance-top:0;mso-wrap-distance-right:9pt;mso-wrap-distance-bottom:0;mso-position-horizontal:center;mso-position-horizontal-relative:margin;mso-position-vertical:absolute;mso-position-vertical-relative:text;mso-width-percent:0;mso-height-percent:0;mso-width-relative:page;mso-height-relative:page;v-text-anchor:middle" o:gfxdata="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" strokeweight=".26mm">
                             <v:stroke endcap="square"/>
@@ -5988,7 +4978,7 @@
                           </wp:anchor>
                         </w:drawing>
                       </mc:Choice>
-                      <mc:Fallback xmlns:cx1="http://schemas.microsoft.com/office/drawing/2015/9/8/chartex">
+                      <mc:Fallback>
                         <w:pict>
                           <v:rect w14:anchorId="5B46D748" id="Rectangle 947" o:spid="_x0000_s1026" style="position:absolute;margin-left:57.55pt;margin-top:3.55pt;width:20.45pt;height:18.5pt;z-index:251685888;visibility:visible;mso-wrap-style:none;mso-width-percent:0;mso-height-percent:0;mso-wrap-distance-left:9pt;mso-wrap-distance-top:0;mso-wrap-distance-right:9pt;mso-wrap-distance-bottom:0;mso-position-horizontal:absolute;mso-position-horizontal-relative:text;mso-position-vertical:absolute;mso-position-vertical-relative:text;mso-width-percent:0;mso-height-percent:0;mso-width-relative:page;mso-height-relative:page;v-text-anchor:middle" o:gfxdata="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" strokeweight=".26mm">
                             <v:stroke endcap="square"/>
@@ -6517,7 +5507,7 @@
                           </wp:anchor>
                         </w:drawing>
                       </mc:Choice>
-                      <mc:Fallback xmlns:cx1="http://schemas.microsoft.com/office/drawing/2015/9/8/chartex">
+                      <mc:Fallback>
                         <w:pict>
                           <v:rect w14:anchorId="6C534AEE" id="Rectangle 92" o:spid="_x0000_s1026" style="position:absolute;margin-left:9.6pt;margin-top:.55pt;width:20.45pt;height:18.5pt;z-index:251692032;visibility:visible;mso-wrap-style:none;mso-width-percent:0;mso-height-percent:0;mso-wrap-distance-left:9pt;mso-wrap-distance-top:0;mso-wrap-distance-right:9pt;mso-wrap-distance-bottom:0;mso-position-horizontal:absolute;mso-position-horizontal-relative:text;mso-position-vertical:absolute;mso-position-vertical-relative:text;mso-width-percent:0;mso-height-percent:0;mso-width-relative:page;mso-height-relative:page;v-text-anchor:middle" o:gfxdata="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" strokeweight=".26mm">
                             <v:stroke endcap="square"/>
@@ -6640,7 +5630,7 @@
                           </wp:anchor>
                         </w:drawing>
                       </mc:Choice>
-                      <mc:Fallback xmlns:cx1="http://schemas.microsoft.com/office/drawing/2015/9/8/chartex">
+                      <mc:Fallback>
                         <w:pict>
                           <v:rect w14:anchorId="6E1A9EA3" id="Rectangle 91" o:spid="_x0000_s1026" style="position:absolute;margin-left:9.6pt;margin-top:1.45pt;width:20.45pt;height:18.5pt;z-index:251693056;visibility:visible;mso-wrap-style:none;mso-width-percent:0;mso-height-percent:0;mso-wrap-distance-left:9pt;mso-wrap-distance-top:0;mso-wrap-distance-right:9pt;mso-wrap-distance-bottom:0;mso-position-horizontal:absolute;mso-position-horizontal-relative:text;mso-position-vertical:absolute;mso-position-vertical-relative:text;mso-width-percent:0;mso-height-percent:0;mso-width-relative:page;mso-height-relative:page;v-text-anchor:middle" o:gfxdata="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" strokeweight=".26mm">
                             <v:stroke endcap="square"/>
@@ -6763,7 +5753,7 @@
                           </wp:anchor>
                         </w:drawing>
                       </mc:Choice>
-                      <mc:Fallback xmlns:cx1="http://schemas.microsoft.com/office/drawing/2015/9/8/chartex">
+                      <mc:Fallback>
                         <w:pict>
                           <v:rect w14:anchorId="03C1AF18" id="Rectangle 90" o:spid="_x0000_s1026" style="position:absolute;margin-left:9.6pt;margin-top:2pt;width:20.45pt;height:18.5pt;z-index:251694080;visibility:visible;mso-wrap-style:none;mso-width-percent:0;mso-height-percent:0;mso-wrap-distance-left:9pt;mso-wrap-distance-top:0;mso-wrap-distance-right:9pt;mso-wrap-distance-bottom:0;mso-position-horizontal:absolute;mso-position-horizontal-relative:text;mso-position-vertical:absolute;mso-position-vertical-relative:text;mso-width-percent:0;mso-height-percent:0;mso-width-relative:page;mso-height-relative:page;v-text-anchor:middle" o:gfxdata="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" strokeweight=".26mm">
                             <v:stroke endcap="square"/>
@@ -7302,10 +6292,7 @@
           <w:szCs w:val="32"/>
           <w:lang w:eastAsia="x-none"/>
         </w:rPr>
-        <w:t>Cập nhật số điện thoại công ty:</w:t>
-      </w:r>
-      <w:r>
-        <w:t xml:space="preserve"> </w:t>
+        <w:t>Cập nhật địa chỉ trụ sở vì sáp nhập tỉnh thành</w:t>
       </w:r>
       <w:r>
         <w:rPr>
@@ -7316,8 +6303,21 @@
           <w:szCs w:val="32"/>
           <w:lang w:eastAsia="x-none"/>
         </w:rPr>
-        <w:t>0903024111</w:t>
-      </w:r>
+        <w:t xml:space="preserve">: </w:t>
+      </w:r>
+      <w:r>
+        <w:rPr>
+          <w:rFonts w:ascii="Times New Roman" w:eastAsia="Calibri" w:hAnsi="Times New Roman" w:cs="Times New Roman"/>
+          <w:bCs/>
+          <w:kern w:val="28"/>
+          <w:sz w:val="28"/>
+          <w:szCs w:val="32"/>
+          <w:lang w:eastAsia="x-none"/>
+        </w:rPr>
+        <w:t>139 Đường Uyên Hưng 24, Khu phố 6, Phường Tân Uyên, Thành phố Hồ Chí Minh, Việt Nam</w:t>
+      </w:r>
+      <w:bookmarkStart w:id="7" w:name="_GoBack"/>
+      <w:bookmarkEnd w:id="7"/>
     </w:p>
     <w:p>
       <w:pPr>
@@ -7803,7 +6803,6 @@
               <w:rPr>
                 <w:rFonts w:ascii="Times New Roman" w:eastAsia="Times New Roman" w:hAnsi="Times New Roman" w:cs="Times New Roman"/>
                 <w:b/>
-                <w:spacing w:val="-10"/>
                 <w:sz w:val="26"/>
                 <w:szCs w:val="26"/>
               </w:rPr>
@@ -7816,7 +6815,7 @@
                 <w:sz w:val="26"/>
                 <w:szCs w:val="26"/>
               </w:rPr>
-              <w:t>NG</w:t>
+              <w:t>CHỦ TỊCH C</w:t>
             </w:r>
             <w:r>
               <w:rPr>
@@ -7826,7 +6825,7 @@
                 <w:sz w:val="26"/>
                 <w:szCs w:val="26"/>
               </w:rPr>
-              <w:t>Ư</w:t>
+              <w:t>Ô</w:t>
             </w:r>
             <w:r>
               <w:rPr>
@@ -7836,180 +6835,7 @@
                 <w:sz w:val="26"/>
                 <w:szCs w:val="26"/>
               </w:rPr>
-              <w:t xml:space="preserve">ỜI </w:t>
-            </w:r>
-            <w:r>
-              <w:rPr>
-                <w:rFonts w:ascii="Times New Roman" w:eastAsia="Times New Roman" w:hAnsi="Times New Roman" w:cs="Times New Roman" w:hint="eastAsia"/>
-                <w:b/>
-                <w:spacing w:val="-10"/>
-                <w:sz w:val="26"/>
-                <w:szCs w:val="26"/>
-              </w:rPr>
-              <w:t>Đ</w:t>
-            </w:r>
-            <w:r>
-              <w:rPr>
-                <w:rFonts w:ascii="Times New Roman" w:eastAsia="Times New Roman" w:hAnsi="Times New Roman" w:cs="Times New Roman"/>
-                <w:b/>
-                <w:spacing w:val="-10"/>
-                <w:sz w:val="26"/>
-                <w:szCs w:val="26"/>
-              </w:rPr>
-              <w:t>ẠI DIỆN THEO PH</w:t>
-            </w:r>
-            <w:r>
-              <w:rPr>
-                <w:rFonts w:ascii="Times New Roman" w:eastAsia="Times New Roman" w:hAnsi="Times New Roman" w:cs="Times New Roman" w:hint="eastAsia"/>
-                <w:b/>
-                <w:spacing w:val="-10"/>
-                <w:sz w:val="26"/>
-                <w:szCs w:val="26"/>
-              </w:rPr>
-              <w:t>Á</w:t>
-            </w:r>
-            <w:r>
-              <w:rPr>
-                <w:rFonts w:ascii="Times New Roman" w:eastAsia="Times New Roman" w:hAnsi="Times New Roman" w:cs="Times New Roman"/>
-                <w:b/>
-                <w:spacing w:val="-10"/>
-                <w:sz w:val="26"/>
-                <w:szCs w:val="26"/>
-              </w:rPr>
-              <w:t>P LUẬT/</w:t>
-            </w:r>
-          </w:p>
-          <w:p>
-            <w:pPr>
-              <w:spacing w:after="0" w:line="240" w:lineRule="auto"/>
-              <w:jc w:val="center"/>
-              <w:rPr>
-                <w:rFonts w:ascii="Times New Roman" w:eastAsia="Times New Roman" w:hAnsi="Times New Roman" w:cs="Times New Roman"/>
-                <w:b/>
-                <w:sz w:val="26"/>
-                <w:szCs w:val="26"/>
-              </w:rPr>
-            </w:pPr>
-            <w:r>
-              <w:rPr>
-                <w:rFonts w:ascii="Times New Roman" w:eastAsia="Times New Roman" w:hAnsi="Times New Roman" w:cs="Times New Roman"/>
-                <w:b/>
-                <w:spacing w:val="-10"/>
-                <w:sz w:val="26"/>
-                <w:szCs w:val="26"/>
-              </w:rPr>
-              <w:t>CHỦ TỊCH C</w:t>
-            </w:r>
-            <w:r>
-              <w:rPr>
-                <w:rFonts w:ascii="Times New Roman" w:eastAsia="Times New Roman" w:hAnsi="Times New Roman" w:cs="Times New Roman" w:hint="eastAsia"/>
-                <w:b/>
-                <w:spacing w:val="-10"/>
-                <w:sz w:val="26"/>
-                <w:szCs w:val="26"/>
-              </w:rPr>
-              <w:t>Ô</w:t>
-            </w:r>
-            <w:r>
-              <w:rPr>
-                <w:rFonts w:ascii="Times New Roman" w:eastAsia="Times New Roman" w:hAnsi="Times New Roman" w:cs="Times New Roman"/>
-                <w:b/>
-                <w:spacing w:val="-10"/>
-                <w:sz w:val="26"/>
-                <w:szCs w:val="26"/>
-              </w:rPr>
-              <w:t xml:space="preserve">NG TY/CHỦ TỊCH HỘI </w:t>
-            </w:r>
-            <w:r>
-              <w:rPr>
-                <w:rFonts w:ascii="Times New Roman" w:eastAsia="Times New Roman" w:hAnsi="Times New Roman" w:cs="Times New Roman" w:hint="eastAsia"/>
-                <w:b/>
-                <w:spacing w:val="-10"/>
-                <w:sz w:val="26"/>
-                <w:szCs w:val="26"/>
-              </w:rPr>
-              <w:t>Đ</w:t>
-            </w:r>
-            <w:r>
-              <w:rPr>
-                <w:rFonts w:ascii="Times New Roman" w:eastAsia="Times New Roman" w:hAnsi="Times New Roman" w:cs="Times New Roman"/>
-                <w:b/>
-                <w:spacing w:val="-10"/>
-                <w:sz w:val="26"/>
-                <w:szCs w:val="26"/>
-              </w:rPr>
-              <w:t>ỒNG TH</w:t>
-            </w:r>
-            <w:r>
-              <w:rPr>
-                <w:rFonts w:ascii="Times New Roman" w:eastAsia="Times New Roman" w:hAnsi="Times New Roman" w:cs="Times New Roman" w:hint="eastAsia"/>
-                <w:b/>
-                <w:spacing w:val="-10"/>
-                <w:sz w:val="26"/>
-                <w:szCs w:val="26"/>
-              </w:rPr>
-              <w:t>À</w:t>
-            </w:r>
-            <w:r>
-              <w:rPr>
-                <w:rFonts w:ascii="Times New Roman" w:eastAsia="Times New Roman" w:hAnsi="Times New Roman" w:cs="Times New Roman"/>
-                <w:b/>
-                <w:spacing w:val="-10"/>
-                <w:sz w:val="26"/>
-                <w:szCs w:val="26"/>
-              </w:rPr>
-              <w:t>NH VI</w:t>
-            </w:r>
-            <w:r>
-              <w:rPr>
-                <w:rFonts w:ascii="Times New Roman" w:eastAsia="Times New Roman" w:hAnsi="Times New Roman" w:cs="Times New Roman" w:hint="eastAsia"/>
-                <w:b/>
-                <w:spacing w:val="-10"/>
-                <w:sz w:val="26"/>
-                <w:szCs w:val="26"/>
-              </w:rPr>
-              <w:t>Ê</w:t>
-            </w:r>
-            <w:r>
-              <w:rPr>
-                <w:rFonts w:ascii="Times New Roman" w:eastAsia="Times New Roman" w:hAnsi="Times New Roman" w:cs="Times New Roman"/>
-                <w:b/>
-                <w:spacing w:val="-10"/>
-                <w:sz w:val="26"/>
-                <w:szCs w:val="26"/>
-              </w:rPr>
-              <w:t xml:space="preserve">N/CHỦ TỊCH HỘI </w:t>
-            </w:r>
-            <w:r>
-              <w:rPr>
-                <w:rFonts w:ascii="Times New Roman" w:eastAsia="Times New Roman" w:hAnsi="Times New Roman" w:cs="Times New Roman" w:hint="eastAsia"/>
-                <w:b/>
-                <w:spacing w:val="-10"/>
-                <w:sz w:val="26"/>
-                <w:szCs w:val="26"/>
-              </w:rPr>
-              <w:t>Đ</w:t>
-            </w:r>
-            <w:r>
-              <w:rPr>
-                <w:rFonts w:ascii="Times New Roman" w:eastAsia="Times New Roman" w:hAnsi="Times New Roman" w:cs="Times New Roman"/>
-                <w:b/>
-                <w:spacing w:val="-10"/>
-                <w:sz w:val="26"/>
-                <w:szCs w:val="26"/>
-              </w:rPr>
-              <w:t>ỒNG QUẢN TRỊ/</w:t>
-            </w:r>
-            <w:r>
-              <w:rPr>
-                <w:rFonts w:ascii="Times New Roman" w:eastAsia="Times New Roman" w:hAnsi="Times New Roman" w:cs="Times New Roman"/>
-                <w:b/>
-                <w:spacing w:val="-10"/>
-                <w:sz w:val="26"/>
-                <w:szCs w:val="26"/>
-              </w:rPr>
-              <w:br/>
-              <w:t>NGƯỜI ĐƯỢC ỦY QUYỀN/NGƯỜI ĐẠI DIỆN</w:t>
+              <w:t>NG TY</w:t>
             </w:r>
           </w:p>
           <w:p>
@@ -8184,7 +7010,7 @@
           <w:sz w:val="26"/>
           <w:szCs w:val="26"/>
         </w:rPr>
-        <w:t>PHẠM THANH SƠN</w:t>
+        <w:t>LÊ THỊ BÍCH TIỀN</w:t>
       </w:r>
     </w:p>
     <w:sectPr>
@@ -8202,7 +7028,7 @@
 </file>
 
 <file path=word/endnotes.xml><?xml version="1.0" encoding="utf-8"?>
-<w:endnotes xmlns:wpc="http://schemas.microsoft.com/office/word/2010/wordprocessingCanvas" xmlns:cx="http://schemas.microsoft.com/office/drawing/2014/chartex" xmlns:mc="http://schemas.openxmlformats.org/markup-compatibility/2006" xmlns:o="urn:schemas-microsoft-com:office:office" xmlns:r="http://schemas.openxmlformats.org/officeDocument/2006/relationships" xmlns:m="http://schemas.openxmlformats.org/officeDocument/2006/math" xmlns:v="urn:schemas-microsoft-com:vml" xmlns:wp14="http://schemas.microsoft.com/office/word/2010/wordprocessingDrawing" xmlns:wp="http://schemas.openxmlformats.org/drawingml/2006/wordprocessingDrawing" xmlns:w10="urn:schemas-microsoft-com:office:word" xmlns:w="http://schemas.openxmlformats.org/wordprocessingml/2006/main" xmlns:w14="http://schemas.microsoft.com/office/word/2010/wordml" xmlns:w15="http://schemas.microsoft.com/office/word/2012/wordml" xmlns:w16se="http://schemas.microsoft.com/office/word/2015/wordml/symex" xmlns:wpg="http://schemas.microsoft.com/office/word/2010/wordprocessingGroup" xmlns:wpi="http://schemas.microsoft.com/office/word/2010/wordprocessingInk" xmlns:wne="http://schemas.microsoft.com/office/word/2006/wordml" xmlns:wps="http://schemas.microsoft.com/office/word/2010/wordprocessingShape" mc:Ignorable="w14 w15 w16se wp14">
+<w:endnotes xmlns:wpc="http://schemas.microsoft.com/office/word/2010/wordprocessingCanvas" xmlns:cx="http://schemas.microsoft.com/office/drawing/2014/chartex" xmlns:cx1="http://schemas.microsoft.com/office/drawing/2015/9/8/chartex" xmlns:mc="http://schemas.openxmlformats.org/markup-compatibility/2006" xmlns:o="urn:schemas-microsoft-com:office:office" xmlns:r="http://schemas.openxmlformats.org/officeDocument/2006/relationships" xmlns:m="http://schemas.openxmlformats.org/officeDocument/2006/math" xmlns:v="urn:schemas-microsoft-com:vml" xmlns:wp14="http://schemas.microsoft.com/office/word/2010/wordprocessingDrawing" xmlns:wp="http://schemas.openxmlformats.org/drawingml/2006/wordprocessingDrawing" xmlns:w10="urn:schemas-microsoft-com:office:word" xmlns:w="http://schemas.openxmlformats.org/wordprocessingml/2006/main" xmlns:w14="http://schemas.microsoft.com/office/word/2010/wordml" xmlns:w15="http://schemas.microsoft.com/office/word/2012/wordml" xmlns:w16se="http://schemas.microsoft.com/office/word/2015/wordml/symex" xmlns:wpg="http://schemas.microsoft.com/office/word/2010/wordprocessingGroup" xmlns:wpi="http://schemas.microsoft.com/office/word/2010/wordprocessingInk" xmlns:wne="http://schemas.microsoft.com/office/word/2006/wordml" xmlns:wps="http://schemas.microsoft.com/office/word/2010/wordprocessingShape" mc:Ignorable="w14 w15 w16se wp14">
   <w:endnote w:type="separator" w:id="-1">
     <w:p>
       <w:pPr>
@@ -8227,7 +7053,7 @@
 </file>
 
 <file path=word/footnotes.xml><?xml version="1.0" encoding="utf-8"?>
-<w:footnotes xmlns:wpc="http://schemas.microsoft.com/office/word/2010/wordprocessingCanvas" xmlns:cx="http://schemas.microsoft.com/office/drawing/2014/chartex" xmlns:mc="http://schemas.openxmlformats.org/markup-compatibility/2006" xmlns:o="urn:schemas-microsoft-com:office:office" xmlns:r="http://schemas.openxmlformats.org/officeDocument/2006/relationships" xmlns:m="http://schemas.openxmlformats.org/officeDocument/2006/math" xmlns:v="urn:schemas-microsoft-com:vml" xmlns:wp14="http://schemas.microsoft.com/office/word/2010/wordprocessingDrawing" xmlns:wp="http://schemas.openxmlformats.org/drawingml/2006/wordprocessingDrawing" xmlns:w10="urn:schemas-microsoft-com:office:word" xmlns:w="http://schemas.openxmlformats.org/wordprocessingml/2006/main" xmlns:w14="http://schemas.microsoft.com/office/word/2010/wordml" xmlns:w15="http://schemas.microsoft.com/office/word/2012/wordml" xmlns:w16se="http://schemas.microsoft.com/office/word/2015/wordml/symex" xmlns:wpg="http://schemas.microsoft.com/office/word/2010/wordprocessingGroup" xmlns:wpi="http://schemas.microsoft.com/office/word/2010/wordprocessingInk" xmlns:wne="http://schemas.microsoft.com/office/word/2006/wordml" xmlns:wps="http://schemas.microsoft.com/office/word/2010/wordprocessingShape" mc:Ignorable="w14 w15 w16se wp14">
+<w:footnotes xmlns:wpc="http://schemas.microsoft.com/office/word/2010/wordprocessingCanvas" xmlns:cx="http://schemas.microsoft.com/office/drawing/2014/chartex" xmlns:cx1="http://schemas.microsoft.com/office/drawing/2015/9/8/chartex" xmlns:mc="http://schemas.openxmlformats.org/markup-compatibility/2006" xmlns:o="urn:schemas-microsoft-com:office:office" xmlns:r="http://schemas.openxmlformats.org/officeDocument/2006/relationships" xmlns:m="http://schemas.openxmlformats.org/officeDocument/2006/math" xmlns:v="urn:schemas-microsoft-com:vml" xmlns:wp14="http://schemas.microsoft.com/office/word/2010/wordprocessingDrawing" xmlns:wp="http://schemas.openxmlformats.org/drawingml/2006/wordprocessingDrawing" xmlns:w10="urn:schemas-microsoft-com:office:word" xmlns:w="http://schemas.openxmlformats.org/wordprocessingml/2006/main" xmlns:w14="http://schemas.microsoft.com/office/word/2010/wordml" xmlns:w15="http://schemas.microsoft.com/office/word/2012/wordml" xmlns:w16se="http://schemas.microsoft.com/office/word/2015/wordml/symex" xmlns:wpg="http://schemas.microsoft.com/office/word/2010/wordprocessingGroup" xmlns:wpi="http://schemas.microsoft.com/office/word/2010/wordprocessingInk" xmlns:wne="http://schemas.microsoft.com/office/word/2006/wordml" xmlns:wps="http://schemas.microsoft.com/office/word/2010/wordprocessingShape" mc:Ignorable="w14 w15 w16se wp14">
   <w:footnote w:type="separator" w:id="-1">
     <w:p>
       <w:pPr>
@@ -8569,7 +7395,7 @@
 </file>
 
 <file path=word/header1.xml><?xml version="1.0" encoding="utf-8"?>
-<w:hdr xmlns:wpc="http://schemas.microsoft.com/office/word/2010/wordprocessingCanvas" xmlns:cx="http://schemas.microsoft.com/office/drawing/2014/chartex" xmlns:mc="http://schemas.openxmlformats.org/markup-compatibility/2006" xmlns:o="urn:schemas-microsoft-com:office:office" xmlns:r="http://schemas.openxmlformats.org/officeDocument/2006/relationships" xmlns:m="http://schemas.openxmlformats.org/officeDocument/2006/math" xmlns:v="urn:schemas-microsoft-com:vml" xmlns:wp14="http://schemas.microsoft.com/office/word/2010/wordprocessingDrawing" xmlns:wp="http://schemas.openxmlformats.org/drawingml/2006/wordprocessingDrawing" xmlns:w10="urn:schemas-microsoft-com:office:word" xmlns:w="http://schemas.openxmlformats.org/wordprocessingml/2006/main" xmlns:w14="http://schemas.microsoft.com/office/word/2010/wordml" xmlns:w15="http://schemas.microsoft.com/office/word/2012/wordml" xmlns:w16se="http://schemas.microsoft.com/office/word/2015/wordml/symex" xmlns:wpg="http://schemas.microsoft.com/office/word/2010/wordprocessingGroup" xmlns:wpi="http://schemas.microsoft.com/office/word/2010/wordprocessingInk" xmlns:wne="http://schemas.microsoft.com/office/word/2006/wordml" xmlns:wps="http://schemas.microsoft.com/office/word/2010/wordprocessingShape" mc:Ignorable="w14 w15 w16se wp14">
+<w:hdr xmlns:wpc="http://schemas.microsoft.com/office/word/2010/wordprocessingCanvas" xmlns:cx="http://schemas.microsoft.com/office/drawing/2014/chartex" xmlns:cx1="http://schemas.microsoft.com/office/drawing/2015/9/8/chartex" xmlns:mc="http://schemas.openxmlformats.org/markup-compatibility/2006" xmlns:o="urn:schemas-microsoft-com:office:office" xmlns:r="http://schemas.openxmlformats.org/officeDocument/2006/relationships" xmlns:m="http://schemas.openxmlformats.org/officeDocument/2006/math" xmlns:v="urn:schemas-microsoft-com:vml" xmlns:wp14="http://schemas.microsoft.com/office/word/2010/wordprocessingDrawing" xmlns:wp="http://schemas.openxmlformats.org/drawingml/2006/wordprocessingDrawing" xmlns:w10="urn:schemas-microsoft-com:office:word" xmlns:w="http://schemas.openxmlformats.org/wordprocessingml/2006/main" xmlns:w14="http://schemas.microsoft.com/office/word/2010/wordml" xmlns:w15="http://schemas.microsoft.com/office/word/2012/wordml" xmlns:w16se="http://schemas.microsoft.com/office/word/2015/wordml/symex" xmlns:wpg="http://schemas.microsoft.com/office/word/2010/wordprocessingGroup" xmlns:wpi="http://schemas.microsoft.com/office/word/2010/wordprocessingInk" xmlns:wne="http://schemas.microsoft.com/office/word/2006/wordml" xmlns:wps="http://schemas.microsoft.com/office/word/2010/wordprocessingShape" mc:Ignorable="w14 w15 w16se wp14">
   <w:p>
     <w:pPr>
       <w:pStyle w:val="Header"/>
@@ -8580,7 +7406,7 @@
 </file>
 
 <file path=word/numbering.xml><?xml version="1.0" encoding="utf-8"?>
-<w:numbering xmlns:wpc="http://schemas.microsoft.com/office/word/2010/wordprocessingCanvas" xmlns:cx="http://schemas.microsoft.com/office/drawing/2014/chartex" xmlns:mc="http://schemas.openxmlformats.org/markup-compatibility/2006" xmlns:o="urn:schemas-microsoft-com:office:office" xmlns:r="http://schemas.openxmlformats.org/officeDocument/2006/relationships" xmlns:m="http://schemas.openxmlformats.org/officeDocument/2006/math" xmlns:v="urn:schemas-microsoft-com:vml" xmlns:wp14="http://schemas.microsoft.com/office/word/2010/wordprocessingDrawing" xmlns:wp="http://schemas.openxmlformats.org/drawingml/2006/wordprocessingDrawing" xmlns:w10="urn:schemas-microsoft-com:office:word" xmlns:w="http://schemas.openxmlformats.org/wordprocessingml/2006/main" xmlns:w14="http://schemas.microsoft.com/office/word/2010/wordml" xmlns:w15="http://schemas.microsoft.com/office/word/2012/wordml" xmlns:w16se="http://schemas.microsoft.com/office/word/2015/wordml/symex" xmlns:wpg="http://schemas.microsoft.com/office/word/2010/wordprocessingGroup" xmlns:wpi="http://schemas.microsoft.com/office/word/2010/wordprocessingInk" xmlns:wne="http://schemas.microsoft.com/office/word/2006/wordml" xmlns:wps="http://schemas.microsoft.com/office/word/2010/wordprocessingShape" mc:Ignorable="w14 w15 w16se wp14">
+<w:numbering xmlns:wpc="http://schemas.microsoft.com/office/word/2010/wordprocessingCanvas" xmlns:cx="http://schemas.microsoft.com/office/drawing/2014/chartex" xmlns:cx1="http://schemas.microsoft.com/office/drawing/2015/9/8/chartex" xmlns:mc="http://schemas.openxmlformats.org/markup-compatibility/2006" xmlns:o="urn:schemas-microsoft-com:office:office" xmlns:r="http://schemas.openxmlformats.org/officeDocument/2006/relationships" xmlns:m="http://schemas.openxmlformats.org/officeDocument/2006/math" xmlns:v="urn:schemas-microsoft-com:vml" xmlns:wp14="http://schemas.microsoft.com/office/word/2010/wordprocessingDrawing" xmlns:wp="http://schemas.openxmlformats.org/drawingml/2006/wordprocessingDrawing" xmlns:w10="urn:schemas-microsoft-com:office:word" xmlns:w="http://schemas.openxmlformats.org/wordprocessingml/2006/main" xmlns:w14="http://schemas.microsoft.com/office/word/2010/wordml" xmlns:w15="http://schemas.microsoft.com/office/word/2012/wordml" xmlns:w16se="http://schemas.microsoft.com/office/word/2015/wordml/symex" xmlns:wpg="http://schemas.microsoft.com/office/word/2010/wordprocessingGroup" xmlns:wpi="http://schemas.microsoft.com/office/word/2010/wordprocessingInk" xmlns:wne="http://schemas.microsoft.com/office/word/2006/wordml" xmlns:wps="http://schemas.microsoft.com/office/word/2010/wordprocessingShape" mc:Ignorable="w14 w15 w16se wp14">
   <w:abstractNum w:abstractNumId="0" w15:restartNumberingAfterBreak="0">
     <w:nsid w:val="0616378E"/>
     <w:multiLevelType w:val="hybridMultilevel"/>

--- a/CÔNG TY TNHH SẢN XUẤT LI XING/ThayDoiCSH_DDPL/HoSo2_Mẫu số 12_DeNghiThayDoi.docx
+++ b/CÔNG TY TNHH SẢN XUẤT LI XING/ThayDoiCSH_DDPL/HoSo2_Mẫu số 12_DeNghiThayDoi.docx
@@ -3392,7 +3392,7 @@
                 <w:szCs w:val="28"/>
                 <w:lang w:eastAsia="zh-CN"/>
               </w:rPr>
-              <w:t>PHẠM THANH SƠN</w:t>
+              <w:t>PENG, HUAQIONG</w:t>
             </w:r>
           </w:p>
           <w:p>
@@ -3421,7 +3421,7 @@
                 <w:sz w:val="28"/>
                 <w:szCs w:val="28"/>
               </w:rPr>
-              <w:t>23/01/2000</w:t>
+              <w:t>13/04/2000</w:t>
             </w:r>
           </w:p>
           <w:p>
@@ -3451,7 +3451,7 @@
                 <w:sz w:val="28"/>
                 <w:szCs w:val="28"/>
               </w:rPr>
-              <w:t>Nam</w:t>
+              <w:t>Nữ</w:t>
             </w:r>
           </w:p>
           <w:p>
@@ -3476,15 +3476,6 @@
               </w:rPr>
               <w:t xml:space="preserve">Số định danh cá nhân: </w:t>
             </w:r>
-            <w:r>
-              <w:rPr>
-                <w:rFonts w:ascii="Times New Roman" w:eastAsia="Times New Roman" w:hAnsi="Times New Roman" w:cs="Times New Roman"/>
-                <w:sz w:val="28"/>
-                <w:szCs w:val="28"/>
-                <w:lang w:eastAsia="zh-CN"/>
-              </w:rPr>
-              <w:t>074200006764</w:t>
-            </w:r>
           </w:p>
           <w:p>
             <w:pPr>
@@ -3513,7 +3504,7 @@
                 <w:sz w:val="26"/>
                 <w:szCs w:val="26"/>
               </w:rPr>
-              <w:t>0903024111</w:t>
+              <w:t>02743613178</w:t>
             </w:r>
           </w:p>
         </w:tc>
@@ -3792,7 +3783,7 @@
                 <w:sz w:val="28"/>
                 <w:szCs w:val="28"/>
               </w:rPr>
-              <w:t>Số 80 Đường D8, Khu dân cư Chánh Nghĩa</w:t>
+              <w:t>139 Đường Uyên Hưng 24, Khu phố 6</w:t>
             </w:r>
           </w:p>
           <w:p>
@@ -3818,7 +3809,7 @@
                 <w:sz w:val="28"/>
                 <w:szCs w:val="28"/>
               </w:rPr>
-              <w:t>Phường Thủ Dầu Một</w:t>
+              <w:t>Phường Tân Uyên</w:t>
             </w:r>
           </w:p>
           <w:p>
@@ -3898,7 +3889,16 @@
                 <w:szCs w:val="28"/>
                 <w:lang w:eastAsia="zh-CN"/>
               </w:rPr>
-              <w:t xml:space="preserve">0903024111 </w:t>
+              <w:t>02743613178</w:t>
+            </w:r>
+            <w:r>
+              <w:rPr>
+                <w:rFonts w:ascii="Times New Roman" w:eastAsia="Times New Roman" w:hAnsi="Times New Roman" w:cs="Times New Roman"/>
+                <w:sz w:val="28"/>
+                <w:szCs w:val="28"/>
+                <w:lang w:eastAsia="zh-CN"/>
+              </w:rPr>
+              <w:t xml:space="preserve"> </w:t>
             </w:r>
             <w:r>
               <w:rPr>
@@ -4805,6 +4805,16 @@
               </w:rPr>
               <w:t>2</w:t>
             </w:r>
+            <w:r>
+              <w:rPr>
+                <w:rFonts w:ascii="Times New Roman" w:eastAsia="Calibri" w:hAnsi="Times New Roman" w:cs="Times New Roman"/>
+                <w:sz w:val="28"/>
+                <w:szCs w:val="28"/>
+              </w:rPr>
+              <w:t>0</w:t>
+            </w:r>
+            <w:bookmarkStart w:id="7" w:name="_GoBack"/>
+            <w:bookmarkEnd w:id="7"/>
           </w:p>
         </w:tc>
       </w:tr>
@@ -6316,8 +6326,6 @@
         </w:rPr>
         <w:t>139 Đường Uyên Hưng 24, Khu phố 6, Phường Tân Uyên, Thành phố Hồ Chí Minh, Việt Nam</w:t>
       </w:r>
-      <w:bookmarkStart w:id="7" w:name="_GoBack"/>
-      <w:bookmarkEnd w:id="7"/>
     </w:p>
     <w:p>
       <w:pPr>
